--- a/zht/docx/072.content.docx
+++ b/zht/docx/072.content.docx
@@ -414,234 +414,174 @@
           <w:lang w:val="zh_TW" w:bidi="zh_TW"/>
         </w:rPr>
       </w:r>
-      <w:hyperlink r:id="rId13">
-        <w:r>
-          <w:rPr>
-            <w:lang w:val="zh_TW" w:bidi="zh_TW"/>
-          </w:rPr>
-          <w:rPr>
-            <w:color w:val="0000EE"/>
-            <w:u w:val="single"/>
-          </w:rPr>
-          <w:t>使徒行傳3:19–20</w:t>
-        </w:r>
-      </w:hyperlink>
-    </w:p>
-    <w:p>
-      <w:pPr>
-        <w:pStyle w:val="ListBullet"/>
-        <w:spacing w:line="240" w:lineRule="auto"/>
-        <w:ind w:left="720"/>
-      </w:pPr>
-      <w:r>
-        <w:rPr>
-          <w:lang w:val="zh_TW" w:bidi="zh_TW"/>
-        </w:rPr>
-      </w:r>
-      <w:hyperlink r:id="rId14">
-        <w:r>
-          <w:rPr>
-            <w:lang w:val="zh_TW" w:bidi="zh_TW"/>
-          </w:rPr>
-          <w:rPr>
-            <w:color w:val="0000EE"/>
-            <w:u w:val="single"/>
-          </w:rPr>
-          <w:t>路加福音3:3</w:t>
-        </w:r>
-      </w:hyperlink>
-    </w:p>
-    <w:p>
-      <w:pPr>
-        <w:pStyle w:val="ListBullet"/>
-        <w:spacing w:line="240" w:lineRule="auto"/>
-        <w:ind w:left="720"/>
-      </w:pPr>
-      <w:r>
-        <w:rPr>
-          <w:lang w:val="zh_TW" w:bidi="zh_TW"/>
-        </w:rPr>
-      </w:r>
-      <w:hyperlink r:id="rId15">
-        <w:r>
-          <w:rPr>
-            <w:lang w:val="zh_TW" w:bidi="zh_TW"/>
-          </w:rPr>
-          <w:rPr>
-            <w:color w:val="0000EE"/>
-            <w:u w:val="single"/>
-          </w:rPr>
-          <w:t>路加福音3:8</w:t>
-        </w:r>
-      </w:hyperlink>
-    </w:p>
-    <w:p>
-      <w:pPr>
-        <w:pStyle w:val="ListBullet"/>
-        <w:spacing w:line="240" w:lineRule="auto"/>
-        <w:ind w:left="720"/>
-      </w:pPr>
-      <w:r>
-        <w:rPr>
-          <w:lang w:val="zh_TW" w:bidi="zh_TW"/>
-        </w:rPr>
-      </w:r>
-      <w:hyperlink r:id="rId16">
-        <w:r>
-          <w:rPr>
-            <w:lang w:val="zh_TW" w:bidi="zh_TW"/>
-          </w:rPr>
-          <w:rPr>
-            <w:color w:val="0000EE"/>
-            <w:u w:val="single"/>
-          </w:rPr>
-          <w:t>路加福音5:32</w:t>
-        </w:r>
-      </w:hyperlink>
-    </w:p>
-    <w:p>
-      <w:pPr>
-        <w:pStyle w:val="ListBullet"/>
-        <w:spacing w:line="240" w:lineRule="auto"/>
-        <w:ind w:left="720"/>
-      </w:pPr>
-      <w:r>
-        <w:rPr>
-          <w:lang w:val="zh_TW" w:bidi="zh_TW"/>
-        </w:rPr>
-      </w:r>
-      <w:hyperlink r:id="rId17">
-        <w:r>
-          <w:rPr>
-            <w:lang w:val="zh_TW" w:bidi="zh_TW"/>
-          </w:rPr>
-          <w:rPr>
-            <w:color w:val="0000EE"/>
-            <w:u w:val="single"/>
-          </w:rPr>
-          <w:t>路加福音24:47</w:t>
-        </w:r>
-      </w:hyperlink>
-    </w:p>
-    <w:p>
-      <w:pPr>
-        <w:pStyle w:val="ListBullet"/>
-        <w:spacing w:line="240" w:lineRule="auto"/>
-        <w:ind w:left="720"/>
-      </w:pPr>
-      <w:r>
-        <w:rPr>
-          <w:lang w:val="zh_TW" w:bidi="zh_TW"/>
-        </w:rPr>
-      </w:r>
-      <w:hyperlink r:id="rId18">
-        <w:r>
-          <w:rPr>
-            <w:lang w:val="zh_TW" w:bidi="zh_TW"/>
-          </w:rPr>
-          <w:rPr>
-            <w:color w:val="0000EE"/>
-            <w:u w:val="single"/>
-          </w:rPr>
-          <w:t>馬可福音1:14–15</w:t>
-        </w:r>
-      </w:hyperlink>
-    </w:p>
-    <w:p>
-      <w:pPr>
-        <w:pStyle w:val="ListBullet"/>
-        <w:spacing w:line="240" w:lineRule="auto"/>
-        <w:ind w:left="720"/>
-      </w:pPr>
-      <w:r>
-        <w:rPr>
-          <w:lang w:val="zh_TW" w:bidi="zh_TW"/>
-        </w:rPr>
-      </w:r>
-      <w:hyperlink r:id="rId19">
-        <w:r>
-          <w:rPr>
-            <w:lang w:val="zh_TW" w:bidi="zh_TW"/>
-          </w:rPr>
-          <w:rPr>
-            <w:color w:val="0000EE"/>
-            <w:u w:val="single"/>
-          </w:rPr>
-          <w:t>馬太福音3:3</w:t>
-        </w:r>
-      </w:hyperlink>
-    </w:p>
-    <w:p>
-      <w:pPr>
-        <w:pStyle w:val="ListBullet"/>
-        <w:spacing w:line="240" w:lineRule="auto"/>
-        <w:ind w:left="720"/>
-      </w:pPr>
-      <w:r>
-        <w:rPr>
-          <w:lang w:val="zh_TW" w:bidi="zh_TW"/>
-        </w:rPr>
-      </w:r>
-      <w:hyperlink r:id="rId20">
-        <w:r>
-          <w:rPr>
-            <w:lang w:val="zh_TW" w:bidi="zh_TW"/>
-          </w:rPr>
-          <w:rPr>
-            <w:color w:val="0000EE"/>
-            <w:u w:val="single"/>
-          </w:rPr>
-          <w:t>馬太福音3:11</w:t>
-        </w:r>
-      </w:hyperlink>
-    </w:p>
-    <w:p>
-      <w:pPr>
-        <w:pStyle w:val="ListBullet"/>
-        <w:spacing w:line="240" w:lineRule="auto"/>
-        <w:ind w:left="720"/>
-      </w:pPr>
-      <w:r>
-        <w:rPr>
-          <w:lang w:val="zh_TW" w:bidi="zh_TW"/>
-        </w:rPr>
-      </w:r>
-      <w:hyperlink r:id="rId21">
-        <w:r>
-          <w:rPr>
-            <w:lang w:val="zh_TW" w:bidi="zh_TW"/>
-          </w:rPr>
-          <w:rPr>
-            <w:color w:val="0000EE"/>
-            <w:u w:val="single"/>
-          </w:rPr>
-          <w:t>馬太福音4:17</w:t>
-        </w:r>
-      </w:hyperlink>
-    </w:p>
-    <w:p>
-      <w:pPr>
-        <w:pStyle w:val="ListBullet"/>
-        <w:spacing w:line="240" w:lineRule="auto"/>
-        <w:ind w:left="720"/>
-      </w:pPr>
-      <w:r>
-        <w:rPr>
-          <w:lang w:val="zh_TW" w:bidi="zh_TW"/>
-        </w:rPr>
-      </w:r>
-      <w:hyperlink r:id="rId22">
-        <w:r>
-          <w:rPr>
-            <w:lang w:val="zh_TW" w:bidi="zh_TW"/>
-          </w:rPr>
-          <w:rPr>
-            <w:color w:val="0000EE"/>
-            <w:u w:val="single"/>
-          </w:rPr>
-          <w:t>羅馬書2:4</w:t>
-        </w:r>
-      </w:hyperlink>
+      <w:r>
+        <w:rPr>
+          <w:lang w:val="zh_TW" w:bidi="zh_TW"/>
+        </w:rPr>
+        <w:t>使徒行傳3:19–20</w:t>
+      </w:r>
+    </w:p>
+    <w:p>
+      <w:pPr>
+        <w:pStyle w:val="ListBullet"/>
+        <w:spacing w:line="240" w:lineRule="auto"/>
+        <w:ind w:left="720"/>
+      </w:pPr>
+      <w:r>
+        <w:rPr>
+          <w:lang w:val="zh_TW" w:bidi="zh_TW"/>
+        </w:rPr>
+      </w:r>
+      <w:r>
+        <w:rPr>
+          <w:lang w:val="zh_TW" w:bidi="zh_TW"/>
+        </w:rPr>
+        <w:t>路加福音3:3</w:t>
+      </w:r>
+    </w:p>
+    <w:p>
+      <w:pPr>
+        <w:pStyle w:val="ListBullet"/>
+        <w:spacing w:line="240" w:lineRule="auto"/>
+        <w:ind w:left="720"/>
+      </w:pPr>
+      <w:r>
+        <w:rPr>
+          <w:lang w:val="zh_TW" w:bidi="zh_TW"/>
+        </w:rPr>
+      </w:r>
+      <w:r>
+        <w:rPr>
+          <w:lang w:val="zh_TW" w:bidi="zh_TW"/>
+        </w:rPr>
+        <w:t>路加福音3:8</w:t>
+      </w:r>
+    </w:p>
+    <w:p>
+      <w:pPr>
+        <w:pStyle w:val="ListBullet"/>
+        <w:spacing w:line="240" w:lineRule="auto"/>
+        <w:ind w:left="720"/>
+      </w:pPr>
+      <w:r>
+        <w:rPr>
+          <w:lang w:val="zh_TW" w:bidi="zh_TW"/>
+        </w:rPr>
+      </w:r>
+      <w:r>
+        <w:rPr>
+          <w:lang w:val="zh_TW" w:bidi="zh_TW"/>
+        </w:rPr>
+        <w:t>路加福音5:32</w:t>
+      </w:r>
+    </w:p>
+    <w:p>
+      <w:pPr>
+        <w:pStyle w:val="ListBullet"/>
+        <w:spacing w:line="240" w:lineRule="auto"/>
+        <w:ind w:left="720"/>
+      </w:pPr>
+      <w:r>
+        <w:rPr>
+          <w:lang w:val="zh_TW" w:bidi="zh_TW"/>
+        </w:rPr>
+      </w:r>
+      <w:r>
+        <w:rPr>
+          <w:lang w:val="zh_TW" w:bidi="zh_TW"/>
+        </w:rPr>
+        <w:t>路加福音24:47</w:t>
+      </w:r>
+    </w:p>
+    <w:p>
+      <w:pPr>
+        <w:pStyle w:val="ListBullet"/>
+        <w:spacing w:line="240" w:lineRule="auto"/>
+        <w:ind w:left="720"/>
+      </w:pPr>
+      <w:r>
+        <w:rPr>
+          <w:lang w:val="zh_TW" w:bidi="zh_TW"/>
+        </w:rPr>
+      </w:r>
+      <w:r>
+        <w:rPr>
+          <w:lang w:val="zh_TW" w:bidi="zh_TW"/>
+        </w:rPr>
+        <w:t>馬可福音1:14–15</w:t>
+      </w:r>
+    </w:p>
+    <w:p>
+      <w:pPr>
+        <w:pStyle w:val="ListBullet"/>
+        <w:spacing w:line="240" w:lineRule="auto"/>
+        <w:ind w:left="720"/>
+      </w:pPr>
+      <w:r>
+        <w:rPr>
+          <w:lang w:val="zh_TW" w:bidi="zh_TW"/>
+        </w:rPr>
+      </w:r>
+      <w:r>
+        <w:rPr>
+          <w:lang w:val="zh_TW" w:bidi="zh_TW"/>
+        </w:rPr>
+        <w:t>馬太福音3:3</w:t>
+      </w:r>
+    </w:p>
+    <w:p>
+      <w:pPr>
+        <w:pStyle w:val="ListBullet"/>
+        <w:spacing w:line="240" w:lineRule="auto"/>
+        <w:ind w:left="720"/>
+      </w:pPr>
+      <w:r>
+        <w:rPr>
+          <w:lang w:val="zh_TW" w:bidi="zh_TW"/>
+        </w:rPr>
+      </w:r>
+      <w:r>
+        <w:rPr>
+          <w:lang w:val="zh_TW" w:bidi="zh_TW"/>
+        </w:rPr>
+        <w:t>馬太福音3:11</w:t>
+      </w:r>
+    </w:p>
+    <w:p>
+      <w:pPr>
+        <w:pStyle w:val="ListBullet"/>
+        <w:spacing w:line="240" w:lineRule="auto"/>
+        <w:ind w:left="720"/>
+      </w:pPr>
+      <w:r>
+        <w:rPr>
+          <w:lang w:val="zh_TW" w:bidi="zh_TW"/>
+        </w:rPr>
+      </w:r>
+      <w:r>
+        <w:rPr>
+          <w:lang w:val="zh_TW" w:bidi="zh_TW"/>
+        </w:rPr>
+        <w:t>馬太福音4:17</w:t>
+      </w:r>
+    </w:p>
+    <w:p>
+      <w:pPr>
+        <w:pStyle w:val="ListBullet"/>
+        <w:spacing w:line="240" w:lineRule="auto"/>
+        <w:ind w:left="720"/>
+      </w:pPr>
+      <w:r>
+        <w:rPr>
+          <w:lang w:val="zh_TW" w:bidi="zh_TW"/>
+        </w:rPr>
+      </w:r>
+      <w:r>
+        <w:rPr>
+          <w:lang w:val="zh_TW" w:bidi="zh_TW"/>
+        </w:rPr>
+        <w:t>羅馬書2:4</w:t>
+      </w:r>
     </w:p>
     <w:p>
       <w:pPr>
@@ -1179,90 +1119,66 @@
           <w:lang w:val="zh_TW" w:bidi="zh_TW"/>
         </w:rPr>
       </w:r>
-      <w:hyperlink r:id="rId23">
-        <w:r>
-          <w:rPr>
-            <w:lang w:val="zh_TW" w:bidi="zh_TW"/>
-          </w:rPr>
-          <w:rPr>
-            <w:color w:val="0000EE"/>
-            <w:u w:val="single"/>
-          </w:rPr>
-          <w:t>但以理書8:24–25</w:t>
-        </w:r>
-      </w:hyperlink>
-    </w:p>
-    <w:p>
-      <w:pPr>
-        <w:pStyle w:val="ListBullet"/>
-        <w:spacing w:line="240" w:lineRule="auto"/>
-        <w:ind w:left="720"/>
-      </w:pPr>
-      <w:r>
-        <w:rPr>
-          <w:lang w:val="zh_TW" w:bidi="zh_TW"/>
-        </w:rPr>
-      </w:r>
-      <w:hyperlink r:id="rId24">
-        <w:r>
-          <w:rPr>
-            <w:lang w:val="zh_TW" w:bidi="zh_TW"/>
-          </w:rPr>
-          <w:rPr>
-            <w:color w:val="0000EE"/>
-            <w:u w:val="single"/>
-          </w:rPr>
-          <w:t>耶利米書4:13</w:t>
-        </w:r>
-      </w:hyperlink>
-    </w:p>
-    <w:p>
-      <w:pPr>
-        <w:pStyle w:val="ListBullet"/>
-        <w:spacing w:line="240" w:lineRule="auto"/>
-        <w:ind w:left="720"/>
-      </w:pPr>
-      <w:r>
-        <w:rPr>
-          <w:lang w:val="zh_TW" w:bidi="zh_TW"/>
-        </w:rPr>
-      </w:r>
-      <w:hyperlink r:id="rId25">
-        <w:r>
-          <w:rPr>
-            <w:lang w:val="zh_TW" w:bidi="zh_TW"/>
-          </w:rPr>
-          <w:rPr>
-            <w:color w:val="0000EE"/>
-            <w:u w:val="single"/>
-          </w:rPr>
-          <w:t>民數記21:30</w:t>
-        </w:r>
-      </w:hyperlink>
-    </w:p>
-    <w:p>
-      <w:pPr>
-        <w:pStyle w:val="ListBullet"/>
-        <w:spacing w:line="240" w:lineRule="auto"/>
-        <w:ind w:left="720"/>
-      </w:pPr>
-      <w:r>
-        <w:rPr>
-          <w:lang w:val="zh_TW" w:bidi="zh_TW"/>
-        </w:rPr>
-      </w:r>
-      <w:hyperlink r:id="rId26">
-        <w:r>
-          <w:rPr>
-            <w:lang w:val="zh_TW" w:bidi="zh_TW"/>
-          </w:rPr>
-          <w:rPr>
-            <w:color w:val="0000EE"/>
-            <w:u w:val="single"/>
-          </w:rPr>
-          <w:t>西番雅書1:13</w:t>
-        </w:r>
-      </w:hyperlink>
+      <w:r>
+        <w:rPr>
+          <w:lang w:val="zh_TW" w:bidi="zh_TW"/>
+        </w:rPr>
+        <w:t>但以理書8:24–25</w:t>
+      </w:r>
+    </w:p>
+    <w:p>
+      <w:pPr>
+        <w:pStyle w:val="ListBullet"/>
+        <w:spacing w:line="240" w:lineRule="auto"/>
+        <w:ind w:left="720"/>
+      </w:pPr>
+      <w:r>
+        <w:rPr>
+          <w:lang w:val="zh_TW" w:bidi="zh_TW"/>
+        </w:rPr>
+      </w:r>
+      <w:r>
+        <w:rPr>
+          <w:lang w:val="zh_TW" w:bidi="zh_TW"/>
+        </w:rPr>
+        <w:t>耶利米書4:13</w:t>
+      </w:r>
+    </w:p>
+    <w:p>
+      <w:pPr>
+        <w:pStyle w:val="ListBullet"/>
+        <w:spacing w:line="240" w:lineRule="auto"/>
+        <w:ind w:left="720"/>
+      </w:pPr>
+      <w:r>
+        <w:rPr>
+          <w:lang w:val="zh_TW" w:bidi="zh_TW"/>
+        </w:rPr>
+      </w:r>
+      <w:r>
+        <w:rPr>
+          <w:lang w:val="zh_TW" w:bidi="zh_TW"/>
+        </w:rPr>
+        <w:t>民數記21:30</w:t>
+      </w:r>
+    </w:p>
+    <w:p>
+      <w:pPr>
+        <w:pStyle w:val="ListBullet"/>
+        <w:spacing w:line="240" w:lineRule="auto"/>
+        <w:ind w:left="720"/>
+      </w:pPr>
+      <w:r>
+        <w:rPr>
+          <w:lang w:val="zh_TW" w:bidi="zh_TW"/>
+        </w:rPr>
+      </w:r>
+      <w:r>
+        <w:rPr>
+          <w:lang w:val="zh_TW" w:bidi="zh_TW"/>
+        </w:rPr>
+        <w:t>西番雅書1:13</w:t>
+      </w:r>
     </w:p>
     <w:p>
       <w:pPr>
@@ -1472,90 +1388,66 @@
           <w:lang w:val="zh_TW" w:bidi="zh_TW"/>
         </w:rPr>
       </w:r>
-      <w:hyperlink r:id="rId27">
-        <w:r>
-          <w:rPr>
-            <w:lang w:val="zh_TW" w:bidi="zh_TW"/>
-          </w:rPr>
-          <w:rPr>
-            <w:color w:val="0000EE"/>
-            <w:u w:val="single"/>
-          </w:rPr>
-          <w:t>歷代志下12:7–8</w:t>
-        </w:r>
-      </w:hyperlink>
-    </w:p>
-    <w:p>
-      <w:pPr>
-        <w:pStyle w:val="ListBullet"/>
-        <w:spacing w:line="240" w:lineRule="auto"/>
-        <w:ind w:left="720"/>
-      </w:pPr>
-      <w:r>
-        <w:rPr>
-          <w:lang w:val="zh_TW" w:bidi="zh_TW"/>
-        </w:rPr>
-      </w:r>
-      <w:hyperlink r:id="rId28">
-        <w:r>
-          <w:rPr>
-            <w:lang w:val="zh_TW" w:bidi="zh_TW"/>
-          </w:rPr>
-          <w:rPr>
-            <w:color w:val="0000EE"/>
-            <w:u w:val="single"/>
-          </w:rPr>
-          <w:t>列王紀下19:25–26</w:t>
-        </w:r>
-      </w:hyperlink>
-    </w:p>
-    <w:p>
-      <w:pPr>
-        <w:pStyle w:val="ListBullet"/>
-        <w:spacing w:line="240" w:lineRule="auto"/>
-        <w:ind w:left="720"/>
-      </w:pPr>
-      <w:r>
-        <w:rPr>
-          <w:lang w:val="zh_TW" w:bidi="zh_TW"/>
-        </w:rPr>
-      </w:r>
-      <w:hyperlink r:id="rId29">
-        <w:r>
-          <w:rPr>
-            <w:lang w:val="zh_TW" w:bidi="zh_TW"/>
-          </w:rPr>
-          <w:rPr>
-            <w:color w:val="0000EE"/>
-            <w:u w:val="single"/>
-          </w:rPr>
-          <w:t>使徒行傳15:16</w:t>
-        </w:r>
-      </w:hyperlink>
-    </w:p>
-    <w:p>
-      <w:pPr>
-        <w:pStyle w:val="ListBullet"/>
-        <w:spacing w:line="240" w:lineRule="auto"/>
-        <w:ind w:left="720"/>
-      </w:pPr>
-      <w:r>
-        <w:rPr>
-          <w:lang w:val="zh_TW" w:bidi="zh_TW"/>
-        </w:rPr>
-      </w:r>
-      <w:hyperlink r:id="rId30">
-        <w:r>
-          <w:rPr>
-            <w:lang w:val="zh_TW" w:bidi="zh_TW"/>
-          </w:rPr>
-          <w:rPr>
-            <w:color w:val="0000EE"/>
-            <w:u w:val="single"/>
-          </w:rPr>
-          <w:t>以賽亞書23:13–14</w:t>
-        </w:r>
-      </w:hyperlink>
+      <w:r>
+        <w:rPr>
+          <w:lang w:val="zh_TW" w:bidi="zh_TW"/>
+        </w:rPr>
+        <w:t>歷代志下12:7–8</w:t>
+      </w:r>
+    </w:p>
+    <w:p>
+      <w:pPr>
+        <w:pStyle w:val="ListBullet"/>
+        <w:spacing w:line="240" w:lineRule="auto"/>
+        <w:ind w:left="720"/>
+      </w:pPr>
+      <w:r>
+        <w:rPr>
+          <w:lang w:val="zh_TW" w:bidi="zh_TW"/>
+        </w:rPr>
+      </w:r>
+      <w:r>
+        <w:rPr>
+          <w:lang w:val="zh_TW" w:bidi="zh_TW"/>
+        </w:rPr>
+        <w:t>列王紀下19:25–26</w:t>
+      </w:r>
+    </w:p>
+    <w:p>
+      <w:pPr>
+        <w:pStyle w:val="ListBullet"/>
+        <w:spacing w:line="240" w:lineRule="auto"/>
+        <w:ind w:left="720"/>
+      </w:pPr>
+      <w:r>
+        <w:rPr>
+          <w:lang w:val="zh_TW" w:bidi="zh_TW"/>
+        </w:rPr>
+      </w:r>
+      <w:r>
+        <w:rPr>
+          <w:lang w:val="zh_TW" w:bidi="zh_TW"/>
+        </w:rPr>
+        <w:t>使徒行傳15:16</w:t>
+      </w:r>
+    </w:p>
+    <w:p>
+      <w:pPr>
+        <w:pStyle w:val="ListBullet"/>
+        <w:spacing w:line="240" w:lineRule="auto"/>
+        <w:ind w:left="720"/>
+      </w:pPr>
+      <w:r>
+        <w:rPr>
+          <w:lang w:val="zh_TW" w:bidi="zh_TW"/>
+        </w:rPr>
+      </w:r>
+      <w:r>
+        <w:rPr>
+          <w:lang w:val="zh_TW" w:bidi="zh_TW"/>
+        </w:rPr>
+        <w:t>以賽亞書23:13–14</w:t>
+      </w:r>
     </w:p>
     <w:p>
       <w:pPr>
@@ -1801,90 +1693,66 @@
           <w:lang w:val="zh_TW" w:bidi="zh_TW"/>
         </w:rPr>
       </w:r>
-      <w:hyperlink r:id="rId31">
-        <w:r>
-          <w:rPr>
-            <w:lang w:val="zh_TW" w:bidi="zh_TW"/>
-          </w:rPr>
-          <w:rPr>
-            <w:color w:val="0000EE"/>
-            <w:u w:val="single"/>
-          </w:rPr>
-          <w:t>出埃及記12:23</w:t>
-        </w:r>
-      </w:hyperlink>
-    </w:p>
-    <w:p>
-      <w:pPr>
-        <w:pStyle w:val="ListBullet"/>
-        <w:spacing w:line="240" w:lineRule="auto"/>
-        <w:ind w:left="720"/>
-      </w:pPr>
-      <w:r>
-        <w:rPr>
-          <w:lang w:val="zh_TW" w:bidi="zh_TW"/>
-        </w:rPr>
-      </w:r>
-      <w:hyperlink r:id="rId32">
-        <w:r>
-          <w:rPr>
-            <w:lang w:val="zh_TW" w:bidi="zh_TW"/>
-          </w:rPr>
-          <w:rPr>
-            <w:color w:val="0000EE"/>
-            <w:u w:val="single"/>
-          </w:rPr>
-          <w:t>希伯來書11:28</w:t>
-        </w:r>
-      </w:hyperlink>
-    </w:p>
-    <w:p>
-      <w:pPr>
-        <w:pStyle w:val="ListBullet"/>
-        <w:spacing w:line="240" w:lineRule="auto"/>
-        <w:ind w:left="720"/>
-      </w:pPr>
-      <w:r>
-        <w:rPr>
-          <w:lang w:val="zh_TW" w:bidi="zh_TW"/>
-        </w:rPr>
-      </w:r>
-      <w:hyperlink r:id="rId33">
-        <w:r>
-          <w:rPr>
-            <w:lang w:val="zh_TW" w:bidi="zh_TW"/>
-          </w:rPr>
-          <w:rPr>
-            <w:color w:val="0000EE"/>
-            <w:u w:val="single"/>
-          </w:rPr>
-          <w:t>耶利米書6:26</w:t>
-        </w:r>
-      </w:hyperlink>
-    </w:p>
-    <w:p>
-      <w:pPr>
-        <w:pStyle w:val="ListBullet"/>
-        <w:spacing w:line="240" w:lineRule="auto"/>
-        <w:ind w:left="720"/>
-      </w:pPr>
-      <w:r>
-        <w:rPr>
-          <w:lang w:val="zh_TW" w:bidi="zh_TW"/>
-        </w:rPr>
-      </w:r>
-      <w:hyperlink r:id="rId34">
-        <w:r>
-          <w:rPr>
-            <w:lang w:val="zh_TW" w:bidi="zh_TW"/>
-          </w:rPr>
-          <w:rPr>
-            <w:color w:val="0000EE"/>
-            <w:u w:val="single"/>
-          </w:rPr>
-          <w:t>士師記16:24</w:t>
-        </w:r>
-      </w:hyperlink>
+      <w:r>
+        <w:rPr>
+          <w:lang w:val="zh_TW" w:bidi="zh_TW"/>
+        </w:rPr>
+        <w:t>出埃及記12:23</w:t>
+      </w:r>
+    </w:p>
+    <w:p>
+      <w:pPr>
+        <w:pStyle w:val="ListBullet"/>
+        <w:spacing w:line="240" w:lineRule="auto"/>
+        <w:ind w:left="720"/>
+      </w:pPr>
+      <w:r>
+        <w:rPr>
+          <w:lang w:val="zh_TW" w:bidi="zh_TW"/>
+        </w:rPr>
+      </w:r>
+      <w:r>
+        <w:rPr>
+          <w:lang w:val="zh_TW" w:bidi="zh_TW"/>
+        </w:rPr>
+        <w:t>希伯來書11:28</w:t>
+      </w:r>
+    </w:p>
+    <w:p>
+      <w:pPr>
+        <w:pStyle w:val="ListBullet"/>
+        <w:spacing w:line="240" w:lineRule="auto"/>
+        <w:ind w:left="720"/>
+      </w:pPr>
+      <w:r>
+        <w:rPr>
+          <w:lang w:val="zh_TW" w:bidi="zh_TW"/>
+        </w:rPr>
+      </w:r>
+      <w:r>
+        <w:rPr>
+          <w:lang w:val="zh_TW" w:bidi="zh_TW"/>
+        </w:rPr>
+        <w:t>耶利米書6:26</w:t>
+      </w:r>
+    </w:p>
+    <w:p>
+      <w:pPr>
+        <w:pStyle w:val="ListBullet"/>
+        <w:spacing w:line="240" w:lineRule="auto"/>
+        <w:ind w:left="720"/>
+      </w:pPr>
+      <w:r>
+        <w:rPr>
+          <w:lang w:val="zh_TW" w:bidi="zh_TW"/>
+        </w:rPr>
+      </w:r>
+      <w:r>
+        <w:rPr>
+          <w:lang w:val="zh_TW" w:bidi="zh_TW"/>
+        </w:rPr>
+        <w:t>士師記16:24</w:t>
+      </w:r>
     </w:p>
     <w:p>
       <w:pPr>
@@ -2231,162 +2099,120 @@
           <w:lang w:val="zh_TW" w:bidi="zh_TW"/>
         </w:rPr>
       </w:r>
-      <w:hyperlink r:id="rId35">
-        <w:r>
-          <w:rPr>
-            <w:lang w:val="zh_TW" w:bidi="zh_TW"/>
-          </w:rPr>
-          <w:rPr>
-            <w:color w:val="0000EE"/>
-            <w:u w:val="single"/>
-          </w:rPr>
-          <w:t>歷代志上21:30</w:t>
-        </w:r>
-      </w:hyperlink>
-    </w:p>
-    <w:p>
-      <w:pPr>
-        <w:pStyle w:val="ListBullet"/>
-        <w:spacing w:line="240" w:lineRule="auto"/>
-        <w:ind w:left="720"/>
-      </w:pPr>
-      <w:r>
-        <w:rPr>
-          <w:lang w:val="zh_TW" w:bidi="zh_TW"/>
-        </w:rPr>
-      </w:r>
-      <w:hyperlink r:id="rId36">
-        <w:r>
-          <w:rPr>
-            <w:lang w:val="zh_TW" w:bidi="zh_TW"/>
-          </w:rPr>
-          <w:rPr>
-            <w:color w:val="0000EE"/>
-            <w:u w:val="single"/>
-          </w:rPr>
-          <w:t>歷代志下1:2–5</w:t>
-        </w:r>
-      </w:hyperlink>
-    </w:p>
-    <w:p>
-      <w:pPr>
-        <w:pStyle w:val="ListBullet"/>
-        <w:spacing w:line="240" w:lineRule="auto"/>
-        <w:ind w:left="720"/>
-      </w:pPr>
-      <w:r>
-        <w:rPr>
-          <w:lang w:val="zh_TW" w:bidi="zh_TW"/>
-        </w:rPr>
-      </w:r>
-      <w:hyperlink r:id="rId37">
-        <w:r>
-          <w:rPr>
-            <w:lang w:val="zh_TW" w:bidi="zh_TW"/>
-          </w:rPr>
-          <w:rPr>
-            <w:color w:val="0000EE"/>
-            <w:u w:val="single"/>
-          </w:rPr>
-          <w:t>使徒行傳7:43</w:t>
-        </w:r>
-      </w:hyperlink>
-    </w:p>
-    <w:p>
-      <w:pPr>
-        <w:pStyle w:val="ListBullet"/>
-        <w:spacing w:line="240" w:lineRule="auto"/>
-        <w:ind w:left="720"/>
-      </w:pPr>
-      <w:r>
-        <w:rPr>
-          <w:lang w:val="zh_TW" w:bidi="zh_TW"/>
-        </w:rPr>
-      </w:r>
-      <w:hyperlink r:id="rId38">
-        <w:r>
-          <w:rPr>
-            <w:lang w:val="zh_TW" w:bidi="zh_TW"/>
-          </w:rPr>
-          <w:rPr>
-            <w:color w:val="0000EE"/>
-            <w:u w:val="single"/>
-          </w:rPr>
-          <w:t>使徒行傳7:45</w:t>
-        </w:r>
-      </w:hyperlink>
-    </w:p>
-    <w:p>
-      <w:pPr>
-        <w:pStyle w:val="ListBullet"/>
-        <w:spacing w:line="240" w:lineRule="auto"/>
-        <w:ind w:left="720"/>
-      </w:pPr>
-      <w:r>
-        <w:rPr>
-          <w:lang w:val="zh_TW" w:bidi="zh_TW"/>
-        </w:rPr>
-      </w:r>
-      <w:hyperlink r:id="rId39">
-        <w:r>
-          <w:rPr>
-            <w:lang w:val="zh_TW" w:bidi="zh_TW"/>
-          </w:rPr>
-          <w:rPr>
-            <w:color w:val="0000EE"/>
-            <w:u w:val="single"/>
-          </w:rPr>
-          <w:t>出埃及記38:21</w:t>
-        </w:r>
-      </w:hyperlink>
-    </w:p>
-    <w:p>
-      <w:pPr>
-        <w:pStyle w:val="ListBullet"/>
-        <w:spacing w:line="240" w:lineRule="auto"/>
-        <w:ind w:left="720"/>
-      </w:pPr>
-      <w:r>
-        <w:rPr>
-          <w:lang w:val="zh_TW" w:bidi="zh_TW"/>
-        </w:rPr>
-      </w:r>
-      <w:hyperlink r:id="rId40">
-        <w:r>
-          <w:rPr>
-            <w:lang w:val="zh_TW" w:bidi="zh_TW"/>
-          </w:rPr>
-          <w:rPr>
-            <w:color w:val="0000EE"/>
-            <w:u w:val="single"/>
-          </w:rPr>
-          <w:t>約書亞記22:19–20</w:t>
-        </w:r>
-      </w:hyperlink>
-    </w:p>
-    <w:p>
-      <w:pPr>
-        <w:pStyle w:val="ListBullet"/>
-        <w:spacing w:line="240" w:lineRule="auto"/>
-        <w:ind w:left="720"/>
-      </w:pPr>
-      <w:r>
-        <w:rPr>
-          <w:lang w:val="zh_TW" w:bidi="zh_TW"/>
-        </w:rPr>
-      </w:r>
-      <w:hyperlink r:id="rId41">
-        <w:r>
-          <w:rPr>
-            <w:lang w:val="zh_TW" w:bidi="zh_TW"/>
-          </w:rPr>
-          <w:rPr>
-            <w:color w:val="0000EE"/>
-            <w:u w:val="single"/>
-          </w:rPr>
-          <w:t>利未記10:16–18</w:t>
-        </w:r>
-      </w:hyperlink>
+      <w:r>
+        <w:rPr>
+          <w:lang w:val="zh_TW" w:bidi="zh_TW"/>
+        </w:rPr>
+        <w:t>歷代志上21:30</w:t>
+      </w:r>
+    </w:p>
+    <w:p>
+      <w:pPr>
+        <w:pStyle w:val="ListBullet"/>
+        <w:spacing w:line="240" w:lineRule="auto"/>
+        <w:ind w:left="720"/>
+      </w:pPr>
+      <w:r>
+        <w:rPr>
+          <w:lang w:val="zh_TW" w:bidi="zh_TW"/>
+        </w:rPr>
+      </w:r>
+      <w:r>
+        <w:rPr>
+          <w:lang w:val="zh_TW" w:bidi="zh_TW"/>
+        </w:rPr>
+        <w:t>歷代志下1:2–5</w:t>
+      </w:r>
+    </w:p>
+    <w:p>
+      <w:pPr>
+        <w:pStyle w:val="ListBullet"/>
+        <w:spacing w:line="240" w:lineRule="auto"/>
+        <w:ind w:left="720"/>
+      </w:pPr>
+      <w:r>
+        <w:rPr>
+          <w:lang w:val="zh_TW" w:bidi="zh_TW"/>
+        </w:rPr>
+      </w:r>
+      <w:r>
+        <w:rPr>
+          <w:lang w:val="zh_TW" w:bidi="zh_TW"/>
+        </w:rPr>
+        <w:t>使徒行傳7:43</w:t>
+      </w:r>
+    </w:p>
+    <w:p>
+      <w:pPr>
+        <w:pStyle w:val="ListBullet"/>
+        <w:spacing w:line="240" w:lineRule="auto"/>
+        <w:ind w:left="720"/>
+      </w:pPr>
+      <w:r>
+        <w:rPr>
+          <w:lang w:val="zh_TW" w:bidi="zh_TW"/>
+        </w:rPr>
+      </w:r>
+      <w:r>
+        <w:rPr>
+          <w:lang w:val="zh_TW" w:bidi="zh_TW"/>
+        </w:rPr>
+        <w:t>使徒行傳7:45</w:t>
+      </w:r>
+    </w:p>
+    <w:p>
+      <w:pPr>
+        <w:pStyle w:val="ListBullet"/>
+        <w:spacing w:line="240" w:lineRule="auto"/>
+        <w:ind w:left="720"/>
+      </w:pPr>
+      <w:r>
+        <w:rPr>
+          <w:lang w:val="zh_TW" w:bidi="zh_TW"/>
+        </w:rPr>
+      </w:r>
+      <w:r>
+        <w:rPr>
+          <w:lang w:val="zh_TW" w:bidi="zh_TW"/>
+        </w:rPr>
+        <w:t>出埃及記38:21</w:t>
+      </w:r>
+    </w:p>
+    <w:p>
+      <w:pPr>
+        <w:pStyle w:val="ListBullet"/>
+        <w:spacing w:line="240" w:lineRule="auto"/>
+        <w:ind w:left="720"/>
+      </w:pPr>
+      <w:r>
+        <w:rPr>
+          <w:lang w:val="zh_TW" w:bidi="zh_TW"/>
+        </w:rPr>
+      </w:r>
+      <w:r>
+        <w:rPr>
+          <w:lang w:val="zh_TW" w:bidi="zh_TW"/>
+        </w:rPr>
+        <w:t>約書亞記22:19–20</w:t>
+      </w:r>
+    </w:p>
+    <w:p>
+      <w:pPr>
+        <w:pStyle w:val="ListBullet"/>
+        <w:spacing w:line="240" w:lineRule="auto"/>
+        <w:ind w:left="720"/>
+      </w:pPr>
+      <w:r>
+        <w:rPr>
+          <w:lang w:val="zh_TW" w:bidi="zh_TW"/>
+        </w:rPr>
+      </w:r>
+      <w:r>
+        <w:rPr>
+          <w:lang w:val="zh_TW" w:bidi="zh_TW"/>
+        </w:rPr>
+        <w:t>利未記10:16–18</w:t>
+      </w:r>
     </w:p>
     <w:p>
       <w:pPr>
@@ -2668,210 +2494,156 @@
           <w:lang w:val="zh_TW" w:bidi="zh_TW"/>
         </w:rPr>
       </w:r>
-      <w:hyperlink r:id="rId42">
-        <w:r>
-          <w:rPr>
-            <w:lang w:val="zh_TW" w:bidi="zh_TW"/>
-          </w:rPr>
-          <w:rPr>
-            <w:color w:val="0000EE"/>
-            <w:u w:val="single"/>
-          </w:rPr>
-          <w:t>使徒行傳6:9</w:t>
-        </w:r>
-      </w:hyperlink>
-    </w:p>
-    <w:p>
-      <w:pPr>
-        <w:pStyle w:val="ListBullet"/>
-        <w:spacing w:line="240" w:lineRule="auto"/>
-        <w:ind w:left="720"/>
-      </w:pPr>
-      <w:r>
-        <w:rPr>
-          <w:lang w:val="zh_TW" w:bidi="zh_TW"/>
-        </w:rPr>
-      </w:r>
-      <w:hyperlink r:id="rId43">
-        <w:r>
-          <w:rPr>
-            <w:lang w:val="zh_TW" w:bidi="zh_TW"/>
-          </w:rPr>
-          <w:rPr>
-            <w:color w:val="0000EE"/>
-            <w:u w:val="single"/>
-          </w:rPr>
-          <w:t>使徒行傳14:1–2</w:t>
-        </w:r>
-      </w:hyperlink>
-    </w:p>
-    <w:p>
-      <w:pPr>
-        <w:pStyle w:val="ListBullet"/>
-        <w:spacing w:line="240" w:lineRule="auto"/>
-        <w:ind w:left="720"/>
-      </w:pPr>
-      <w:r>
-        <w:rPr>
-          <w:lang w:val="zh_TW" w:bidi="zh_TW"/>
-        </w:rPr>
-      </w:r>
-      <w:hyperlink r:id="rId44">
-        <w:r>
-          <w:rPr>
-            <w:lang w:val="zh_TW" w:bidi="zh_TW"/>
-          </w:rPr>
-          <w:rPr>
-            <w:color w:val="0000EE"/>
-            <w:u w:val="single"/>
-          </w:rPr>
-          <w:t>使徒行傳15:21</w:t>
-        </w:r>
-      </w:hyperlink>
-    </w:p>
-    <w:p>
-      <w:pPr>
-        <w:pStyle w:val="ListBullet"/>
-        <w:spacing w:line="240" w:lineRule="auto"/>
-        <w:ind w:left="720"/>
-      </w:pPr>
-      <w:r>
-        <w:rPr>
-          <w:lang w:val="zh_TW" w:bidi="zh_TW"/>
-        </w:rPr>
-      </w:r>
-      <w:hyperlink r:id="rId45">
-        <w:r>
-          <w:rPr>
-            <w:lang w:val="zh_TW" w:bidi="zh_TW"/>
-          </w:rPr>
-          <w:rPr>
-            <w:color w:val="0000EE"/>
-            <w:u w:val="single"/>
-          </w:rPr>
-          <w:t>使徒行傳24:10–13</w:t>
-        </w:r>
-      </w:hyperlink>
-    </w:p>
-    <w:p>
-      <w:pPr>
-        <w:pStyle w:val="ListBullet"/>
-        <w:spacing w:line="240" w:lineRule="auto"/>
-        <w:ind w:left="720"/>
-      </w:pPr>
-      <w:r>
-        <w:rPr>
-          <w:lang w:val="zh_TW" w:bidi="zh_TW"/>
-        </w:rPr>
-      </w:r>
-      <w:hyperlink r:id="rId46">
-        <w:r>
-          <w:rPr>
-            <w:lang w:val="zh_TW" w:bidi="zh_TW"/>
-          </w:rPr>
-          <w:rPr>
-            <w:color w:val="0000EE"/>
-            <w:u w:val="single"/>
-          </w:rPr>
-          <w:t>約翰福音6:59</w:t>
-        </w:r>
-      </w:hyperlink>
-    </w:p>
-    <w:p>
-      <w:pPr>
-        <w:pStyle w:val="ListBullet"/>
-        <w:spacing w:line="240" w:lineRule="auto"/>
-        <w:ind w:left="720"/>
-      </w:pPr>
-      <w:r>
-        <w:rPr>
-          <w:lang w:val="zh_TW" w:bidi="zh_TW"/>
-        </w:rPr>
-      </w:r>
-      <w:hyperlink r:id="rId47">
-        <w:r>
-          <w:rPr>
-            <w:lang w:val="zh_TW" w:bidi="zh_TW"/>
-          </w:rPr>
-          <w:rPr>
-            <w:color w:val="0000EE"/>
-            <w:u w:val="single"/>
-          </w:rPr>
-          <w:t>路加福音4:14</w:t>
-        </w:r>
-      </w:hyperlink>
-    </w:p>
-    <w:p>
-      <w:pPr>
-        <w:pStyle w:val="ListBullet"/>
-        <w:spacing w:line="240" w:lineRule="auto"/>
-        <w:ind w:left="720"/>
-      </w:pPr>
-      <w:r>
-        <w:rPr>
-          <w:lang w:val="zh_TW" w:bidi="zh_TW"/>
-        </w:rPr>
-      </w:r>
-      <w:hyperlink r:id="rId48">
-        <w:r>
-          <w:rPr>
-            <w:lang w:val="zh_TW" w:bidi="zh_TW"/>
-          </w:rPr>
-          <w:rPr>
-            <w:color w:val="0000EE"/>
-            <w:u w:val="single"/>
-          </w:rPr>
-          <w:t>馬太福音6:1–2</w:t>
-        </w:r>
-      </w:hyperlink>
-    </w:p>
-    <w:p>
-      <w:pPr>
-        <w:pStyle w:val="ListBullet"/>
-        <w:spacing w:line="240" w:lineRule="auto"/>
-        <w:ind w:left="720"/>
-      </w:pPr>
-      <w:r>
-        <w:rPr>
-          <w:lang w:val="zh_TW" w:bidi="zh_TW"/>
-        </w:rPr>
-      </w:r>
-      <w:hyperlink r:id="rId49">
-        <w:r>
-          <w:rPr>
-            <w:lang w:val="zh_TW" w:bidi="zh_TW"/>
-          </w:rPr>
-          <w:rPr>
-            <w:color w:val="0000EE"/>
-            <w:u w:val="single"/>
-          </w:rPr>
-          <w:t>馬太福音9:35–36</w:t>
-        </w:r>
-      </w:hyperlink>
-    </w:p>
-    <w:p>
-      <w:pPr>
-        <w:pStyle w:val="ListBullet"/>
-        <w:spacing w:line="240" w:lineRule="auto"/>
-        <w:ind w:left="720"/>
-      </w:pPr>
-      <w:r>
-        <w:rPr>
-          <w:lang w:val="zh_TW" w:bidi="zh_TW"/>
-        </w:rPr>
-      </w:r>
-      <w:hyperlink r:id="rId50">
-        <w:r>
-          <w:rPr>
-            <w:lang w:val="zh_TW" w:bidi="zh_TW"/>
-          </w:rPr>
-          <w:rPr>
-            <w:color w:val="0000EE"/>
-            <w:u w:val="single"/>
-          </w:rPr>
-          <w:t>馬太福音13:54</w:t>
-        </w:r>
-      </w:hyperlink>
+      <w:r>
+        <w:rPr>
+          <w:lang w:val="zh_TW" w:bidi="zh_TW"/>
+        </w:rPr>
+        <w:t>使徒行傳6:9</w:t>
+      </w:r>
+    </w:p>
+    <w:p>
+      <w:pPr>
+        <w:pStyle w:val="ListBullet"/>
+        <w:spacing w:line="240" w:lineRule="auto"/>
+        <w:ind w:left="720"/>
+      </w:pPr>
+      <w:r>
+        <w:rPr>
+          <w:lang w:val="zh_TW" w:bidi="zh_TW"/>
+        </w:rPr>
+      </w:r>
+      <w:r>
+        <w:rPr>
+          <w:lang w:val="zh_TW" w:bidi="zh_TW"/>
+        </w:rPr>
+        <w:t>使徒行傳14:1–2</w:t>
+      </w:r>
+    </w:p>
+    <w:p>
+      <w:pPr>
+        <w:pStyle w:val="ListBullet"/>
+        <w:spacing w:line="240" w:lineRule="auto"/>
+        <w:ind w:left="720"/>
+      </w:pPr>
+      <w:r>
+        <w:rPr>
+          <w:lang w:val="zh_TW" w:bidi="zh_TW"/>
+        </w:rPr>
+      </w:r>
+      <w:r>
+        <w:rPr>
+          <w:lang w:val="zh_TW" w:bidi="zh_TW"/>
+        </w:rPr>
+        <w:t>使徒行傳15:21</w:t>
+      </w:r>
+    </w:p>
+    <w:p>
+      <w:pPr>
+        <w:pStyle w:val="ListBullet"/>
+        <w:spacing w:line="240" w:lineRule="auto"/>
+        <w:ind w:left="720"/>
+      </w:pPr>
+      <w:r>
+        <w:rPr>
+          <w:lang w:val="zh_TW" w:bidi="zh_TW"/>
+        </w:rPr>
+      </w:r>
+      <w:r>
+        <w:rPr>
+          <w:lang w:val="zh_TW" w:bidi="zh_TW"/>
+        </w:rPr>
+        <w:t>使徒行傳24:10–13</w:t>
+      </w:r>
+    </w:p>
+    <w:p>
+      <w:pPr>
+        <w:pStyle w:val="ListBullet"/>
+        <w:spacing w:line="240" w:lineRule="auto"/>
+        <w:ind w:left="720"/>
+      </w:pPr>
+      <w:r>
+        <w:rPr>
+          <w:lang w:val="zh_TW" w:bidi="zh_TW"/>
+        </w:rPr>
+      </w:r>
+      <w:r>
+        <w:rPr>
+          <w:lang w:val="zh_TW" w:bidi="zh_TW"/>
+        </w:rPr>
+        <w:t>約翰福音6:59</w:t>
+      </w:r>
+    </w:p>
+    <w:p>
+      <w:pPr>
+        <w:pStyle w:val="ListBullet"/>
+        <w:spacing w:line="240" w:lineRule="auto"/>
+        <w:ind w:left="720"/>
+      </w:pPr>
+      <w:r>
+        <w:rPr>
+          <w:lang w:val="zh_TW" w:bidi="zh_TW"/>
+        </w:rPr>
+      </w:r>
+      <w:r>
+        <w:rPr>
+          <w:lang w:val="zh_TW" w:bidi="zh_TW"/>
+        </w:rPr>
+        <w:t>路加福音4:14</w:t>
+      </w:r>
+    </w:p>
+    <w:p>
+      <w:pPr>
+        <w:pStyle w:val="ListBullet"/>
+        <w:spacing w:line="240" w:lineRule="auto"/>
+        <w:ind w:left="720"/>
+      </w:pPr>
+      <w:r>
+        <w:rPr>
+          <w:lang w:val="zh_TW" w:bidi="zh_TW"/>
+        </w:rPr>
+      </w:r>
+      <w:r>
+        <w:rPr>
+          <w:lang w:val="zh_TW" w:bidi="zh_TW"/>
+        </w:rPr>
+        <w:t>馬太福音6:1–2</w:t>
+      </w:r>
+    </w:p>
+    <w:p>
+      <w:pPr>
+        <w:pStyle w:val="ListBullet"/>
+        <w:spacing w:line="240" w:lineRule="auto"/>
+        <w:ind w:left="720"/>
+      </w:pPr>
+      <w:r>
+        <w:rPr>
+          <w:lang w:val="zh_TW" w:bidi="zh_TW"/>
+        </w:rPr>
+      </w:r>
+      <w:r>
+        <w:rPr>
+          <w:lang w:val="zh_TW" w:bidi="zh_TW"/>
+        </w:rPr>
+        <w:t>馬太福音9:35–36</w:t>
+      </w:r>
+    </w:p>
+    <w:p>
+      <w:pPr>
+        <w:pStyle w:val="ListBullet"/>
+        <w:spacing w:line="240" w:lineRule="auto"/>
+        <w:ind w:left="720"/>
+      </w:pPr>
+      <w:r>
+        <w:rPr>
+          <w:lang w:val="zh_TW" w:bidi="zh_TW"/>
+        </w:rPr>
+      </w:r>
+      <w:r>
+        <w:rPr>
+          <w:lang w:val="zh_TW" w:bidi="zh_TW"/>
+        </w:rPr>
+        <w:t>馬太福音13:54</w:t>
+      </w:r>
     </w:p>
     <w:p>
       <w:pPr>
@@ -3073,114 +2845,84 @@
           <w:lang w:val="zh_TW" w:bidi="zh_TW"/>
         </w:rPr>
       </w:r>
-      <w:hyperlink r:id="rId51">
-        <w:r>
-          <w:rPr>
-            <w:lang w:val="zh_TW" w:bidi="zh_TW"/>
-          </w:rPr>
-          <w:rPr>
-            <w:color w:val="0000EE"/>
-            <w:u w:val="single"/>
-          </w:rPr>
-          <w:t>撒母耳記上8:1–3</w:t>
-        </w:r>
-      </w:hyperlink>
-    </w:p>
-    <w:p>
-      <w:pPr>
-        <w:pStyle w:val="ListBullet"/>
-        <w:spacing w:line="240" w:lineRule="auto"/>
-        <w:ind w:left="720"/>
-      </w:pPr>
-      <w:r>
-        <w:rPr>
-          <w:lang w:val="zh_TW" w:bidi="zh_TW"/>
-        </w:rPr>
-      </w:r>
-      <w:hyperlink r:id="rId52">
-        <w:r>
-          <w:rPr>
-            <w:lang w:val="zh_TW" w:bidi="zh_TW"/>
-          </w:rPr>
-          <w:rPr>
-            <w:color w:val="0000EE"/>
-            <w:u w:val="single"/>
-          </w:rPr>
-          <w:t>傳道書7:7</w:t>
-        </w:r>
-      </w:hyperlink>
-    </w:p>
-    <w:p>
-      <w:pPr>
-        <w:pStyle w:val="ListBullet"/>
-        <w:spacing w:line="240" w:lineRule="auto"/>
-        <w:ind w:left="720"/>
-      </w:pPr>
-      <w:r>
-        <w:rPr>
-          <w:lang w:val="zh_TW" w:bidi="zh_TW"/>
-        </w:rPr>
-      </w:r>
-      <w:hyperlink r:id="rId53">
-        <w:r>
-          <w:rPr>
-            <w:lang w:val="zh_TW" w:bidi="zh_TW"/>
-          </w:rPr>
-          <w:rPr>
-            <w:color w:val="0000EE"/>
-            <w:u w:val="single"/>
-          </w:rPr>
-          <w:t>以賽亞書1:23</w:t>
-        </w:r>
-      </w:hyperlink>
-    </w:p>
-    <w:p>
-      <w:pPr>
-        <w:pStyle w:val="ListBullet"/>
-        <w:spacing w:line="240" w:lineRule="auto"/>
-        <w:ind w:left="720"/>
-      </w:pPr>
-      <w:r>
-        <w:rPr>
-          <w:lang w:val="zh_TW" w:bidi="zh_TW"/>
-        </w:rPr>
-      </w:r>
-      <w:hyperlink r:id="rId54">
-        <w:r>
-          <w:rPr>
-            <w:lang w:val="zh_TW" w:bidi="zh_TW"/>
-          </w:rPr>
-          <w:rPr>
-            <w:color w:val="0000EE"/>
-            <w:u w:val="single"/>
-          </w:rPr>
-          <w:t>彌迦書3:9–11</w:t>
-        </w:r>
-      </w:hyperlink>
-    </w:p>
-    <w:p>
-      <w:pPr>
-        <w:pStyle w:val="ListBullet"/>
-        <w:spacing w:line="240" w:lineRule="auto"/>
-        <w:ind w:left="720"/>
-      </w:pPr>
-      <w:r>
-        <w:rPr>
-          <w:lang w:val="zh_TW" w:bidi="zh_TW"/>
-        </w:rPr>
-      </w:r>
-      <w:hyperlink r:id="rId55">
-        <w:r>
-          <w:rPr>
-            <w:lang w:val="zh_TW" w:bidi="zh_TW"/>
-          </w:rPr>
-          <w:rPr>
-            <w:color w:val="0000EE"/>
-            <w:u w:val="single"/>
-          </w:rPr>
-          <w:t>箴言15:27–28</w:t>
-        </w:r>
-      </w:hyperlink>
+      <w:r>
+        <w:rPr>
+          <w:lang w:val="zh_TW" w:bidi="zh_TW"/>
+        </w:rPr>
+        <w:t>撒母耳記上8:1–3</w:t>
+      </w:r>
+    </w:p>
+    <w:p>
+      <w:pPr>
+        <w:pStyle w:val="ListBullet"/>
+        <w:spacing w:line="240" w:lineRule="auto"/>
+        <w:ind w:left="720"/>
+      </w:pPr>
+      <w:r>
+        <w:rPr>
+          <w:lang w:val="zh_TW" w:bidi="zh_TW"/>
+        </w:rPr>
+      </w:r>
+      <w:r>
+        <w:rPr>
+          <w:lang w:val="zh_TW" w:bidi="zh_TW"/>
+        </w:rPr>
+        <w:t>傳道書7:7</w:t>
+      </w:r>
+    </w:p>
+    <w:p>
+      <w:pPr>
+        <w:pStyle w:val="ListBullet"/>
+        <w:spacing w:line="240" w:lineRule="auto"/>
+        <w:ind w:left="720"/>
+      </w:pPr>
+      <w:r>
+        <w:rPr>
+          <w:lang w:val="zh_TW" w:bidi="zh_TW"/>
+        </w:rPr>
+      </w:r>
+      <w:r>
+        <w:rPr>
+          <w:lang w:val="zh_TW" w:bidi="zh_TW"/>
+        </w:rPr>
+        <w:t>以賽亞書1:23</w:t>
+      </w:r>
+    </w:p>
+    <w:p>
+      <w:pPr>
+        <w:pStyle w:val="ListBullet"/>
+        <w:spacing w:line="240" w:lineRule="auto"/>
+        <w:ind w:left="720"/>
+      </w:pPr>
+      <w:r>
+        <w:rPr>
+          <w:lang w:val="zh_TW" w:bidi="zh_TW"/>
+        </w:rPr>
+      </w:r>
+      <w:r>
+        <w:rPr>
+          <w:lang w:val="zh_TW" w:bidi="zh_TW"/>
+        </w:rPr>
+        <w:t>彌迦書3:9–11</w:t>
+      </w:r>
+    </w:p>
+    <w:p>
+      <w:pPr>
+        <w:pStyle w:val="ListBullet"/>
+        <w:spacing w:line="240" w:lineRule="auto"/>
+        <w:ind w:left="720"/>
+      </w:pPr>
+      <w:r>
+        <w:rPr>
+          <w:lang w:val="zh_TW" w:bidi="zh_TW"/>
+        </w:rPr>
+      </w:r>
+      <w:r>
+        <w:rPr>
+          <w:lang w:val="zh_TW" w:bidi="zh_TW"/>
+        </w:rPr>
+        <w:t>箴言15:27–28</w:t>
+      </w:r>
     </w:p>
     <w:p>
       <w:pPr>

--- a/zht/docx/072.content.docx
+++ b/zht/docx/072.content.docx
@@ -377,13 +377,1686 @@
         <w:rPr>
           <w:lang w:val="zh_TW" w:bidi="zh_TW"/>
         </w:rPr>
+        <w:t>、轉向）</w:t>
+      </w:r>
+    </w:p>
+    <w:p>
+      <w:pPr>
+        <w:pStyle w:val="Heading3"/>
+      </w:pPr>
+      <w:r>
+        <w:rPr>
+          <w:lang w:val="zh_TW" w:bidi="zh_TW"/>
+        </w:rPr>
+        <w:t>參考經文：</w:t>
+      </w:r>
+    </w:p>
+    <w:p>
+      <w:pPr>
+        <w:pStyle w:val="ListBullet"/>
+        <w:spacing w:line="240" w:lineRule="auto"/>
+        <w:ind w:left="720"/>
+      </w:pPr>
+      <w:r>
+        <w:rPr>
+          <w:lang w:val="zh_TW" w:bidi="zh_TW"/>
+        </w:rPr>
+      </w:r>
+      <w:r>
+        <w:rPr>
+          <w:lang w:val="zh_TW" w:bidi="zh_TW"/>
+        </w:rPr>
+        <w:t>使徒行傳3:19–20</w:t>
+      </w:r>
+    </w:p>
+    <w:p>
+      <w:pPr>
+        <w:pStyle w:val="ListBullet"/>
+        <w:spacing w:line="240" w:lineRule="auto"/>
+        <w:ind w:left="720"/>
+      </w:pPr>
+      <w:r>
+        <w:rPr>
+          <w:lang w:val="zh_TW" w:bidi="zh_TW"/>
+        </w:rPr>
+      </w:r>
+      <w:r>
+        <w:rPr>
+          <w:lang w:val="zh_TW" w:bidi="zh_TW"/>
+        </w:rPr>
+        <w:t>路加福音3:3</w:t>
+      </w:r>
+    </w:p>
+    <w:p>
+      <w:pPr>
+        <w:pStyle w:val="ListBullet"/>
+        <w:spacing w:line="240" w:lineRule="auto"/>
+        <w:ind w:left="720"/>
+      </w:pPr>
+      <w:r>
+        <w:rPr>
+          <w:lang w:val="zh_TW" w:bidi="zh_TW"/>
+        </w:rPr>
+      </w:r>
+      <w:r>
+        <w:rPr>
+          <w:lang w:val="zh_TW" w:bidi="zh_TW"/>
+        </w:rPr>
+        <w:t>路加福音3:8</w:t>
+      </w:r>
+    </w:p>
+    <w:p>
+      <w:pPr>
+        <w:pStyle w:val="ListBullet"/>
+        <w:spacing w:line="240" w:lineRule="auto"/>
+        <w:ind w:left="720"/>
+      </w:pPr>
+      <w:r>
+        <w:rPr>
+          <w:lang w:val="zh_TW" w:bidi="zh_TW"/>
+        </w:rPr>
+      </w:r>
+      <w:r>
+        <w:rPr>
+          <w:lang w:val="zh_TW" w:bidi="zh_TW"/>
+        </w:rPr>
+        <w:t>路加福音5:32</w:t>
+      </w:r>
+    </w:p>
+    <w:p>
+      <w:pPr>
+        <w:pStyle w:val="ListBullet"/>
+        <w:spacing w:line="240" w:lineRule="auto"/>
+        <w:ind w:left="720"/>
+      </w:pPr>
+      <w:r>
+        <w:rPr>
+          <w:lang w:val="zh_TW" w:bidi="zh_TW"/>
+        </w:rPr>
+      </w:r>
+      <w:r>
+        <w:rPr>
+          <w:lang w:val="zh_TW" w:bidi="zh_TW"/>
+        </w:rPr>
+        <w:t>路加福音24:47</w:t>
+      </w:r>
+    </w:p>
+    <w:p>
+      <w:pPr>
+        <w:pStyle w:val="ListBullet"/>
+        <w:spacing w:line="240" w:lineRule="auto"/>
+        <w:ind w:left="720"/>
+      </w:pPr>
+      <w:r>
+        <w:rPr>
+          <w:lang w:val="zh_TW" w:bidi="zh_TW"/>
+        </w:rPr>
+      </w:r>
+      <w:r>
+        <w:rPr>
+          <w:lang w:val="zh_TW" w:bidi="zh_TW"/>
+        </w:rPr>
+        <w:t>馬可福音1:14–15</w:t>
+      </w:r>
+    </w:p>
+    <w:p>
+      <w:pPr>
+        <w:pStyle w:val="ListBullet"/>
+        <w:spacing w:line="240" w:lineRule="auto"/>
+        <w:ind w:left="720"/>
+      </w:pPr>
+      <w:r>
+        <w:rPr>
+          <w:lang w:val="zh_TW" w:bidi="zh_TW"/>
+        </w:rPr>
+      </w:r>
+      <w:r>
+        <w:rPr>
+          <w:lang w:val="zh_TW" w:bidi="zh_TW"/>
+        </w:rPr>
+        <w:t>馬太福音3:3</w:t>
+      </w:r>
+    </w:p>
+    <w:p>
+      <w:pPr>
+        <w:pStyle w:val="ListBullet"/>
+        <w:spacing w:line="240" w:lineRule="auto"/>
+        <w:ind w:left="720"/>
+      </w:pPr>
+      <w:r>
+        <w:rPr>
+          <w:lang w:val="zh_TW" w:bidi="zh_TW"/>
+        </w:rPr>
+      </w:r>
+      <w:r>
+        <w:rPr>
+          <w:lang w:val="zh_TW" w:bidi="zh_TW"/>
+        </w:rPr>
+        <w:t>馬太福音3:11</w:t>
+      </w:r>
+    </w:p>
+    <w:p>
+      <w:pPr>
+        <w:pStyle w:val="ListBullet"/>
+        <w:spacing w:line="240" w:lineRule="auto"/>
+        <w:ind w:left="720"/>
+      </w:pPr>
+      <w:r>
+        <w:rPr>
+          <w:lang w:val="zh_TW" w:bidi="zh_TW"/>
+        </w:rPr>
+      </w:r>
+      <w:r>
+        <w:rPr>
+          <w:lang w:val="zh_TW" w:bidi="zh_TW"/>
+        </w:rPr>
+        <w:t>馬太福音4:17</w:t>
+      </w:r>
+    </w:p>
+    <w:p>
+      <w:pPr>
+        <w:pStyle w:val="ListBullet"/>
+        <w:spacing w:line="240" w:lineRule="auto"/>
+        <w:ind w:left="720"/>
+      </w:pPr>
+      <w:r>
+        <w:rPr>
+          <w:lang w:val="zh_TW" w:bidi="zh_TW"/>
+        </w:rPr>
+      </w:r>
+      <w:r>
+        <w:rPr>
+          <w:lang w:val="zh_TW" w:bidi="zh_TW"/>
+        </w:rPr>
+        <w:t>羅馬書2:4</w:t>
+      </w:r>
+    </w:p>
+    <w:p>
+      <w:pPr>
+        <w:pStyle w:val="Heading3"/>
+      </w:pPr>
+      <w:r>
+        <w:rPr>
+          <w:lang w:val="zh_TW" w:bidi="zh_TW"/>
+        </w:rPr>
+        <w:t>聖經開卷故事集裡的例子：</w:t>
+      </w:r>
+    </w:p>
+    <w:p>
+      <w:pPr>
+        <w:pStyle w:val="ListBullet"/>
+        <w:spacing w:line="240" w:lineRule="auto"/>
+        <w:ind w:left="720"/>
+      </w:pPr>
+      <w:r>
+        <w:rPr>
+          <w:lang w:val="zh_TW" w:bidi="zh_TW"/>
+        </w:rPr>
+      </w:r>
+      <w:r>
+        <w:rPr>
+          <w:b/>
+          <w:lang w:val="zh_TW" w:bidi="zh_TW"/>
+        </w:rPr>
+        <w:t>16:2</w:t>
+      </w:r>
+      <w:r>
+        <w:rPr>
+          <w:lang w:val="zh_TW" w:bidi="zh_TW"/>
+        </w:rPr>
+        <w:t xml:space="preserve"> </w:t>
+      </w:r>
+      <w:r>
+        <w:rPr>
+          <w:lang w:val="zh_TW" w:bidi="zh_TW"/>
+        </w:rPr>
+        <w:t>多年以後，以色列人</w:t>
+      </w:r>
+      <w:r>
+        <w:rPr>
+          <w:b/>
+          <w:lang w:val="zh_TW" w:bidi="zh_TW"/>
+        </w:rPr>
+        <w:t>懺悔</w:t>
+      </w:r>
+      <w:r>
+        <w:rPr>
+          <w:lang w:val="zh_TW" w:bidi="zh_TW"/>
+        </w:rPr>
+        <w:t>所犯的罪並且祈求神來拯救他們。</w:t>
+      </w:r>
+    </w:p>
+    <w:p>
+      <w:pPr>
+        <w:pStyle w:val="ListBullet"/>
+        <w:spacing w:line="240" w:lineRule="auto"/>
+        <w:ind w:left="720"/>
+      </w:pPr>
+      <w:r>
+        <w:rPr>
+          <w:lang w:val="zh_TW" w:bidi="zh_TW"/>
+        </w:rPr>
+      </w:r>
+      <w:r>
+        <w:rPr>
+          <w:b/>
+          <w:lang w:val="zh_TW" w:bidi="zh_TW"/>
+        </w:rPr>
+        <w:t>17:13</w:t>
+      </w:r>
+      <w:r>
+        <w:rPr>
+          <w:lang w:val="zh_TW" w:bidi="zh_TW"/>
+        </w:rPr>
+        <w:t xml:space="preserve"> </w:t>
+      </w:r>
+      <w:r>
+        <w:rPr>
+          <w:lang w:val="zh_TW" w:bidi="zh_TW"/>
+        </w:rPr>
+        <w:t>大衛</w:t>
+      </w:r>
+      <w:r>
+        <w:rPr>
+          <w:b/>
+          <w:lang w:val="zh_TW" w:bidi="zh_TW"/>
+        </w:rPr>
+        <w:t>悔改</w:t>
+      </w:r>
+      <w:r>
+        <w:rPr>
+          <w:lang w:val="zh_TW" w:bidi="zh_TW"/>
+        </w:rPr>
+        <w:t>了，神原諒了他。</w:t>
+      </w:r>
+    </w:p>
+    <w:p>
+      <w:pPr>
+        <w:pStyle w:val="ListBullet"/>
+        <w:spacing w:line="240" w:lineRule="auto"/>
+        <w:ind w:left="720"/>
+      </w:pPr>
+      <w:r>
+        <w:rPr>
+          <w:lang w:val="zh_TW" w:bidi="zh_TW"/>
+        </w:rPr>
+      </w:r>
+      <w:r>
+        <w:rPr>
+          <w:b/>
+          <w:lang w:val="zh_TW" w:bidi="zh_TW"/>
+        </w:rPr>
+        <w:t>19:18</w:t>
+      </w:r>
+      <w:r>
+        <w:rPr>
+          <w:lang w:val="zh_TW" w:bidi="zh_TW"/>
+        </w:rPr>
+        <w:t xml:space="preserve"> </w:t>
+      </w:r>
+      <w:r>
+        <w:rPr>
+          <w:lang w:val="zh_TW" w:bidi="zh_TW"/>
+        </w:rPr>
+        <w:t>先知警告人們如果不</w:t>
+      </w:r>
+      <w:r>
+        <w:rPr>
+          <w:b/>
+          <w:lang w:val="zh_TW" w:bidi="zh_TW"/>
+        </w:rPr>
+        <w:t>悔改</w:t>
+      </w:r>
+      <w:r>
+        <w:rPr>
+          <w:lang w:val="zh_TW" w:bidi="zh_TW"/>
+        </w:rPr>
+        <w:t>，神就要毀滅他們</w:t>
+      </w:r>
+      <w:r>
+        <w:rPr>
+          <w:lang w:val="zh_TW" w:bidi="zh_TW"/>
+        </w:rPr>
+        <w:t>。</w:t>
+      </w:r>
+    </w:p>
+    <w:p>
+      <w:pPr>
+        <w:pStyle w:val="ListBullet"/>
+        <w:spacing w:line="240" w:lineRule="auto"/>
+        <w:ind w:left="720"/>
+      </w:pPr>
+      <w:r>
+        <w:rPr>
+          <w:lang w:val="zh_TW" w:bidi="zh_TW"/>
+        </w:rPr>
+      </w:r>
+      <w:r>
+        <w:rPr>
+          <w:b/>
+          <w:lang w:val="zh_TW" w:bidi="zh_TW"/>
+        </w:rPr>
+        <w:t>24:2</w:t>
+      </w:r>
+      <w:r>
+        <w:rPr>
+          <w:lang w:val="zh_TW" w:bidi="zh_TW"/>
+        </w:rPr>
+        <w:t xml:space="preserve"> </w:t>
+      </w:r>
+      <w:r>
+        <w:rPr>
+          <w:lang w:val="zh_TW" w:bidi="zh_TW"/>
+        </w:rPr>
+        <w:t>許多人來到曠野聽約翰講道。他向他們宣講說：「</w:t>
+      </w:r>
+      <w:r>
+        <w:rPr>
+          <w:b/>
+          <w:lang w:val="zh_TW" w:bidi="zh_TW"/>
+        </w:rPr>
+        <w:t>悔改</w:t>
+      </w:r>
+      <w:r>
+        <w:rPr>
+          <w:lang w:val="zh_TW" w:bidi="zh_TW"/>
+        </w:rPr>
+        <w:t>吧，神的天國已經近了！</w:t>
+      </w:r>
+      <w:r>
+        <w:rPr>
+          <w:lang w:val="zh_TW" w:bidi="zh_TW"/>
+        </w:rPr>
+        <w:t>」</w:t>
+      </w:r>
+    </w:p>
+    <w:p>
+      <w:pPr>
+        <w:pStyle w:val="ListBullet"/>
+        <w:spacing w:line="240" w:lineRule="auto"/>
+        <w:ind w:left="720"/>
+      </w:pPr>
+      <w:r>
+        <w:rPr>
+          <w:lang w:val="zh_TW" w:bidi="zh_TW"/>
+        </w:rPr>
+      </w:r>
+      <w:r>
+        <w:rPr>
+          <w:b/>
+          <w:lang w:val="zh_TW" w:bidi="zh_TW"/>
+        </w:rPr>
+        <w:t>42:8</w:t>
+      </w:r>
+      <w:r>
+        <w:rPr>
+          <w:lang w:val="zh_TW" w:bidi="zh_TW"/>
+        </w:rPr>
+        <w:t xml:space="preserve"> 「</w:t>
+      </w:r>
+      <w:r>
+        <w:rPr>
+          <w:lang w:val="zh_TW" w:bidi="zh_TW"/>
+        </w:rPr>
+        <w:t>經上還記載著，我的門徒將傳</w:t>
+      </w:r>
+      <w:r>
+        <w:rPr>
+          <w:b/>
+          <w:lang w:val="zh_TW" w:bidi="zh_TW"/>
+        </w:rPr>
+        <w:t>悔改</w:t>
+      </w:r>
+      <w:r>
+        <w:rPr>
+          <w:lang w:val="zh_TW" w:bidi="zh_TW"/>
+        </w:rPr>
+        <w:t>、赦罪的道。</w:t>
+      </w:r>
+      <w:r>
+        <w:rPr>
+          <w:lang w:val="zh_TW" w:bidi="zh_TW"/>
+        </w:rPr>
+        <w:t>」</w:t>
+      </w:r>
+    </w:p>
+    <w:p>
+      <w:pPr>
+        <w:pStyle w:val="ListBullet"/>
+        <w:spacing w:line="240" w:lineRule="auto"/>
+        <w:ind w:left="720"/>
+      </w:pPr>
+      <w:r>
+        <w:rPr>
+          <w:lang w:val="zh_TW" w:bidi="zh_TW"/>
+        </w:rPr>
+      </w:r>
+      <w:r>
+        <w:rPr>
+          <w:b/>
+          <w:lang w:val="zh_TW" w:bidi="zh_TW"/>
+        </w:rPr>
+        <w:t>44:5</w:t>
+      </w:r>
+      <w:r>
+        <w:rPr>
+          <w:lang w:val="zh_TW" w:bidi="zh_TW"/>
+        </w:rPr>
+        <w:t xml:space="preserve"> 「</w:t>
+      </w:r>
+      <w:r>
+        <w:rPr>
+          <w:lang w:val="zh_TW" w:bidi="zh_TW"/>
+        </w:rPr>
+        <w:t>現在你們要</w:t>
+      </w:r>
+      <w:r>
+        <w:rPr>
+          <w:b/>
+          <w:lang w:val="zh_TW" w:bidi="zh_TW"/>
+        </w:rPr>
+        <w:t>悔改</w:t>
+      </w:r>
+      <w:r>
+        <w:rPr>
+          <w:lang w:val="zh_TW" w:bidi="zh_TW"/>
+        </w:rPr>
+        <w:t>並歸向神，使你們的罪被洗淨。</w:t>
+      </w:r>
+      <w:r>
+        <w:rPr>
+          <w:lang w:val="zh_TW" w:bidi="zh_TW"/>
+        </w:rPr>
+        <w:t>」</w:t>
+      </w:r>
+    </w:p>
+    <w:p>
+      <w:pPr>
+        <w:pStyle w:val="Heading3"/>
+      </w:pPr>
+      <w:r>
+        <w:rPr>
+          <w:lang w:val="zh_TW" w:bidi="zh_TW"/>
+        </w:rPr>
+        <w:t>原文參照：</w:t>
+      </w:r>
+    </w:p>
+    <w:p>
+      <w:pPr>
+        <w:pStyle w:val="ListBullet"/>
+        <w:spacing w:line="240" w:lineRule="auto"/>
+        <w:ind w:left="720"/>
+      </w:pPr>
+      <w:r>
+        <w:rPr>
+          <w:lang w:val="zh_TW" w:bidi="zh_TW"/>
+        </w:rPr>
+      </w:r>
+      <w:r>
+        <w:rPr>
+          <w:lang w:val="zh_TW" w:bidi="zh_TW"/>
+        </w:rPr>
+        <w:t>史特朗號：H5150，H5162，H5164，G02780，G33380，G33400，G33410</w:t>
+      </w:r>
+      <w:r>
+        <w:rPr>
+          <w:lang w:val="zh_TW" w:bidi="zh_TW"/>
+        </w:rPr>
+      </w:r>
+      <w:r>
+        <w:rPr>
+          <w:lang w:val="zh_TW" w:bidi="zh_TW"/>
+        </w:rPr>
+      </w:r>
+    </w:p>
+    <w:p>
+      <w:pPr/>
+      <w:r>
+        <w:rPr>
+          <w:lang w:val="zh_TW" w:bidi="zh_TW"/>
+        </w:rPr>
+      </w:r>
+    </w:p>
+    <w:p>
+      <w:pPr>
+        <w:pStyle w:val="Heading2"/>
+      </w:pPr>
+      <w:r>
+        <w:rPr>
+          <w:lang w:val="zh_TW" w:bidi="zh_TW"/>
+        </w:rPr>
+        <w:t>毀壞</w:t>
+      </w:r>
+      <w:r>
+        <w:rPr>
+          <w:lang w:val="zh_TW" w:bidi="zh_TW"/>
+        </w:rPr>
+      </w:r>
+    </w:p>
+    <w:p>
+      <w:pPr>
+        <w:pStyle w:val="Heading3"/>
+      </w:pPr>
+      <w:r>
+        <w:rPr>
+          <w:lang w:val="zh_TW" w:bidi="zh_TW"/>
+        </w:rPr>
+        <w:t>定義：</w:t>
+      </w:r>
+    </w:p>
+    <w:p>
+      <w:pPr/>
+      <w:r>
+        <w:rPr>
+          <w:lang w:val="zh_TW" w:bidi="zh_TW"/>
+        </w:rPr>
+      </w:r>
+      <w:r>
+        <w:rPr>
+          <w:lang w:val="zh_TW" w:bidi="zh_TW"/>
+        </w:rPr>
+        <w:t>「毀壞（devastated，動詞）」或「毀壞（devastation，名詞）」一詞指的是財產或土地被毀壞或摧毀。這通常也包括摧毀或俘虜居住在那片土地上的人。</w:t>
+      </w:r>
+    </w:p>
+    <w:p>
+      <w:pPr>
+        <w:pStyle w:val="ListBullet"/>
+        <w:spacing w:line="240" w:lineRule="auto"/>
+        <w:ind w:left="720"/>
+      </w:pPr>
+      <w:r>
+        <w:rPr>
+          <w:lang w:val="zh_TW" w:bidi="zh_TW"/>
+        </w:rPr>
+      </w:r>
+      <w:r>
+        <w:rPr>
+          <w:lang w:val="zh_TW" w:bidi="zh_TW"/>
+        </w:rPr>
+        <w:t>這指的是一種非常嚴重且徹底的毀滅。</w:t>
+      </w:r>
+    </w:p>
+    <w:p>
+      <w:pPr>
+        <w:pStyle w:val="ListBullet"/>
+        <w:spacing w:line="240" w:lineRule="auto"/>
+        <w:ind w:left="720"/>
+      </w:pPr>
+      <w:r>
+        <w:rPr>
+          <w:lang w:val="zh_TW" w:bidi="zh_TW"/>
+        </w:rPr>
+      </w:r>
+      <w:r>
+        <w:rPr>
+          <w:lang w:val="zh_TW" w:bidi="zh_TW"/>
+        </w:rPr>
+        <w:t>例如，所多瑪城因為當地居民的罪而被神毀滅作為懲罰。</w:t>
+      </w:r>
+    </w:p>
+    <w:p>
+      <w:pPr>
+        <w:pStyle w:val="ListBullet"/>
+        <w:spacing w:line="240" w:lineRule="auto"/>
+        <w:ind w:left="720"/>
+      </w:pPr>
+      <w:r>
+        <w:rPr>
+          <w:lang w:val="zh_TW" w:bidi="zh_TW"/>
+        </w:rPr>
+      </w:r>
+      <w:r>
+        <w:rPr>
+          <w:lang w:val="zh_TW" w:bidi="zh_TW"/>
+        </w:rPr>
+        <w:t>「毀壞（名詞）」一詞也可以包括因懲罰或破壞而造成的巨大情感悲痛。</w:t>
+      </w:r>
+    </w:p>
+    <w:p>
+      <w:pPr>
+        <w:pStyle w:val="Heading3"/>
+      </w:pPr>
+      <w:r>
+        <w:rPr>
+          <w:lang w:val="zh_TW" w:bidi="zh_TW"/>
+        </w:rPr>
+        <w:t>翻譯相關建議</w:t>
+      </w:r>
+    </w:p>
+    <w:p>
+      <w:pPr>
+        <w:pStyle w:val="ListBullet"/>
+        <w:spacing w:line="240" w:lineRule="auto"/>
+        <w:ind w:left="720"/>
+      </w:pPr>
+      <w:r>
+        <w:rPr>
+          <w:lang w:val="zh_TW" w:bidi="zh_TW"/>
+        </w:rPr>
+      </w:r>
+      <w:r>
+        <w:rPr>
+          <w:lang w:val="zh_TW" w:bidi="zh_TW"/>
+        </w:rPr>
+        <w:t>「毀壞（動詞）」一詞可以翻譯為「徹底摧毀」或「徹底破壞」。</w:t>
+      </w:r>
+    </w:p>
+    <w:p>
+      <w:pPr>
+        <w:pStyle w:val="ListBullet"/>
+        <w:spacing w:line="240" w:lineRule="auto"/>
+        <w:ind w:left="720"/>
+      </w:pPr>
+      <w:r>
+        <w:rPr>
+          <w:lang w:val="zh_TW" w:bidi="zh_TW"/>
+        </w:rPr>
+      </w:r>
+      <w:r>
+        <w:rPr>
+          <w:lang w:val="zh_TW" w:bidi="zh_TW"/>
+        </w:rPr>
+        <w:t>根據上下文，「毀壞（名詞）」可以翻譯為「完全毀滅」或「徹底破壞」或「災難」。</w:t>
+      </w:r>
+    </w:p>
+    <w:p>
+      <w:pPr/>
+      <w:r>
+        <w:rPr>
+          <w:lang w:val="zh_TW" w:bidi="zh_TW"/>
+        </w:rPr>
+      </w:r>
+      <w:r>
+        <w:rPr>
+          <w:lang w:val="zh_TW" w:bidi="zh_TW"/>
+        </w:rPr>
+        <w:t>（另見：</w:t>
+      </w:r>
+      <w:r>
+        <w:rPr>
+          <w:lang w:val="zh_TW" w:bidi="zh_TW"/>
+        </w:rPr>
+        <w:t>廢墟</w:t>
+      </w:r>
+      <w:r>
+        <w:rPr>
+          <w:lang w:val="zh_TW" w:bidi="zh_TW"/>
+        </w:rPr>
+        <w:t>）</w:t>
+      </w:r>
+    </w:p>
+    <w:p>
+      <w:pPr>
+        <w:pStyle w:val="Heading3"/>
+      </w:pPr>
+      <w:r>
+        <w:rPr>
+          <w:lang w:val="zh_TW" w:bidi="zh_TW"/>
+        </w:rPr>
+        <w:t>參考經文：</w:t>
+      </w:r>
+    </w:p>
+    <w:p>
+      <w:pPr>
+        <w:pStyle w:val="ListBullet"/>
+        <w:spacing w:line="240" w:lineRule="auto"/>
+        <w:ind w:left="720"/>
+      </w:pPr>
+      <w:r>
+        <w:rPr>
+          <w:lang w:val="zh_TW" w:bidi="zh_TW"/>
+        </w:rPr>
+      </w:r>
+      <w:r>
+        <w:rPr>
+          <w:lang w:val="zh_TW" w:bidi="zh_TW"/>
+        </w:rPr>
+        <w:t>但以理書8:24–25</w:t>
+      </w:r>
+    </w:p>
+    <w:p>
+      <w:pPr>
+        <w:pStyle w:val="ListBullet"/>
+        <w:spacing w:line="240" w:lineRule="auto"/>
+        <w:ind w:left="720"/>
+      </w:pPr>
+      <w:r>
+        <w:rPr>
+          <w:lang w:val="zh_TW" w:bidi="zh_TW"/>
+        </w:rPr>
+      </w:r>
+      <w:r>
+        <w:rPr>
+          <w:lang w:val="zh_TW" w:bidi="zh_TW"/>
+        </w:rPr>
+        <w:t>耶利米書4:13</w:t>
+      </w:r>
+    </w:p>
+    <w:p>
+      <w:pPr>
+        <w:pStyle w:val="ListBullet"/>
+        <w:spacing w:line="240" w:lineRule="auto"/>
+        <w:ind w:left="720"/>
+      </w:pPr>
+      <w:r>
+        <w:rPr>
+          <w:lang w:val="zh_TW" w:bidi="zh_TW"/>
+        </w:rPr>
+      </w:r>
+      <w:r>
+        <w:rPr>
+          <w:lang w:val="zh_TW" w:bidi="zh_TW"/>
+        </w:rPr>
+        <w:t>民數記21:30</w:t>
+      </w:r>
+    </w:p>
+    <w:p>
+      <w:pPr>
+        <w:pStyle w:val="ListBullet"/>
+        <w:spacing w:line="240" w:lineRule="auto"/>
+        <w:ind w:left="720"/>
+      </w:pPr>
+      <w:r>
+        <w:rPr>
+          <w:lang w:val="zh_TW" w:bidi="zh_TW"/>
+        </w:rPr>
+      </w:r>
+      <w:r>
+        <w:rPr>
+          <w:lang w:val="zh_TW" w:bidi="zh_TW"/>
+        </w:rPr>
+        <w:t>西番雅書1:13</w:t>
+      </w:r>
+    </w:p>
+    <w:p>
+      <w:pPr>
+        <w:pStyle w:val="Heading3"/>
+      </w:pPr>
+      <w:r>
+        <w:rPr>
+          <w:lang w:val="zh_TW" w:bidi="zh_TW"/>
+        </w:rPr>
+        <w:t>原文參照：</w:t>
+      </w:r>
+    </w:p>
+    <w:p>
+      <w:pPr>
+        <w:pStyle w:val="ListBullet"/>
+        <w:spacing w:line="240" w:lineRule="auto"/>
+        <w:ind w:left="720"/>
+      </w:pPr>
+      <w:r>
+        <w:rPr>
+          <w:lang w:val="zh_TW" w:bidi="zh_TW"/>
+        </w:rPr>
+      </w:r>
+      <w:r>
+        <w:rPr>
+          <w:lang w:val="zh_TW" w:bidi="zh_TW"/>
+        </w:rPr>
+        <w:t>史特朗號：H1110，H1238，H2721，H1826，H3615，H3772，H4875，H7701，H7703，H7722，H7843，H8074，H8077</w:t>
+      </w:r>
+      <w:r>
+        <w:rPr>
+          <w:lang w:val="zh_TW" w:bidi="zh_TW"/>
+        </w:rPr>
+      </w:r>
+      <w:r>
+        <w:rPr>
+          <w:lang w:val="zh_TW" w:bidi="zh_TW"/>
+        </w:rPr>
+      </w:r>
+    </w:p>
+    <w:p>
+      <w:pPr/>
+      <w:r>
+        <w:rPr>
+          <w:lang w:val="zh_TW" w:bidi="zh_TW"/>
+        </w:rPr>
+      </w:r>
+    </w:p>
+    <w:p>
+      <w:pPr>
+        <w:pStyle w:val="Heading2"/>
+      </w:pPr>
+      <w:r>
+        <w:rPr>
+          <w:lang w:val="zh_TW" w:bidi="zh_TW"/>
+        </w:rPr>
+        <w:t>毀滅</w:t>
+      </w:r>
+      <w:r>
+        <w:rPr>
+          <w:lang w:val="zh_TW" w:bidi="zh_TW"/>
+        </w:rPr>
+      </w:r>
+    </w:p>
+    <w:p>
+      <w:pPr>
+        <w:pStyle w:val="Heading3"/>
+      </w:pPr>
+      <w:r>
+        <w:rPr>
+          <w:lang w:val="zh_TW" w:bidi="zh_TW"/>
+        </w:rPr>
+        <w:t>定義：</w:t>
+      </w:r>
+    </w:p>
+    <w:p>
+      <w:pPr/>
+      <w:r>
+        <w:rPr>
+          <w:lang w:val="zh_TW" w:bidi="zh_TW"/>
+        </w:rPr>
+      </w:r>
+      <w:r>
+        <w:rPr>
+          <w:lang w:val="zh_TW" w:bidi="zh_TW"/>
+        </w:rPr>
+        <w:t>「毀壞」某物意味著破壞、摧毀或使其無用。「廢墟」指的是被摧毀後的瓦礫和殘骸。</w:t>
+      </w:r>
+    </w:p>
+    <w:p>
+      <w:pPr>
+        <w:pStyle w:val="ListBullet"/>
+        <w:spacing w:line="240" w:lineRule="auto"/>
+        <w:ind w:left="720"/>
+      </w:pPr>
+      <w:r>
+        <w:rPr>
+          <w:lang w:val="zh_TW" w:bidi="zh_TW"/>
+        </w:rPr>
+      </w:r>
+      <w:r>
+        <w:rPr>
+          <w:lang w:val="zh_TW" w:bidi="zh_TW"/>
+        </w:rPr>
+        <w:t>先知西番雅談到神憤怒的日子是「毀滅之日」，那時世界將被審判和懲罰。</w:t>
+      </w:r>
+    </w:p>
+    <w:p>
+      <w:pPr>
+        <w:pStyle w:val="ListBullet"/>
+        <w:spacing w:line="240" w:lineRule="auto"/>
+        <w:ind w:left="720"/>
+      </w:pPr>
+      <w:r>
+        <w:rPr>
+          <w:lang w:val="zh_TW" w:bidi="zh_TW"/>
+        </w:rPr>
+      </w:r>
+      <w:r>
+        <w:rPr>
+          <w:lang w:val="zh_TW" w:bidi="zh_TW"/>
+        </w:rPr>
+        <w:t>箴言說，毀滅和敗壞等待著那些不敬虔的人。</w:t>
+      </w:r>
+    </w:p>
+    <w:p>
+      <w:pPr>
+        <w:pStyle w:val="ListBullet"/>
+        <w:spacing w:line="240" w:lineRule="auto"/>
+        <w:ind w:left="720"/>
+      </w:pPr>
+      <w:r>
+        <w:rPr>
+          <w:lang w:val="zh_TW" w:bidi="zh_TW"/>
+        </w:rPr>
+      </w:r>
+      <w:r>
+        <w:rPr>
+          <w:lang w:val="zh_TW" w:bidi="zh_TW"/>
+        </w:rPr>
+        <w:t>根據上下文，「毀滅」可以翻譯為「摧毀」、「破壞」、「使無用」或「打破」。</w:t>
+      </w:r>
+    </w:p>
+    <w:p>
+      <w:pPr>
+        <w:pStyle w:val="ListBullet"/>
+        <w:spacing w:line="240" w:lineRule="auto"/>
+        <w:ind w:left="720"/>
+      </w:pPr>
+      <w:r>
+        <w:rPr>
+          <w:lang w:val="zh_TW" w:bidi="zh_TW"/>
+        </w:rPr>
+      </w:r>
+      <w:r>
+        <w:rPr>
+          <w:lang w:val="zh_TW" w:bidi="zh_TW"/>
+        </w:rPr>
+        <w:t>「廢墟」可以根據上下文翻譯為「瓦礫」或「破損的建築物」或「被毀的城市」或「敗壞」或「破碎」或「破壞」。</w:t>
+      </w:r>
+    </w:p>
+    <w:p>
+      <w:pPr/>
+      <w:r>
+        <w:rPr>
+          <w:lang w:val="zh_TW" w:bidi="zh_TW"/>
+        </w:rPr>
+      </w:r>
+      <w:r>
+        <w:rPr>
+          <w:lang w:val="zh_TW" w:bidi="zh_TW"/>
+        </w:rPr>
+        <w:t>（另見：</w:t>
+      </w:r>
+      <w:r>
+        <w:rPr>
+          <w:lang w:val="zh_TW" w:bidi="zh_TW"/>
+        </w:rPr>
+        <w:t>毀壞</w:t>
+      </w:r>
+      <w:r>
+        <w:rPr>
+          <w:lang w:val="zh_TW" w:bidi="zh_TW"/>
+        </w:rPr>
+        <w:t>）</w:t>
+      </w:r>
+    </w:p>
+    <w:p>
+      <w:pPr>
+        <w:pStyle w:val="Heading3"/>
+      </w:pPr>
+      <w:r>
+        <w:rPr>
+          <w:lang w:val="zh_TW" w:bidi="zh_TW"/>
+        </w:rPr>
+        <w:t>參考經文：</w:t>
+      </w:r>
+    </w:p>
+    <w:p>
+      <w:pPr>
+        <w:pStyle w:val="ListBullet"/>
+        <w:spacing w:line="240" w:lineRule="auto"/>
+        <w:ind w:left="720"/>
+      </w:pPr>
+      <w:r>
+        <w:rPr>
+          <w:lang w:val="zh_TW" w:bidi="zh_TW"/>
+        </w:rPr>
+      </w:r>
+      <w:r>
+        <w:rPr>
+          <w:lang w:val="zh_TW" w:bidi="zh_TW"/>
+        </w:rPr>
+        <w:t>歷代志下12:7–8</w:t>
+      </w:r>
+    </w:p>
+    <w:p>
+      <w:pPr>
+        <w:pStyle w:val="ListBullet"/>
+        <w:spacing w:line="240" w:lineRule="auto"/>
+        <w:ind w:left="720"/>
+      </w:pPr>
+      <w:r>
+        <w:rPr>
+          <w:lang w:val="zh_TW" w:bidi="zh_TW"/>
+        </w:rPr>
+      </w:r>
+      <w:r>
+        <w:rPr>
+          <w:lang w:val="zh_TW" w:bidi="zh_TW"/>
+        </w:rPr>
+        <w:t>列王紀下19:25–26</w:t>
+      </w:r>
+    </w:p>
+    <w:p>
+      <w:pPr>
+        <w:pStyle w:val="ListBullet"/>
+        <w:spacing w:line="240" w:lineRule="auto"/>
+        <w:ind w:left="720"/>
+      </w:pPr>
+      <w:r>
+        <w:rPr>
+          <w:lang w:val="zh_TW" w:bidi="zh_TW"/>
+        </w:rPr>
+      </w:r>
+      <w:r>
+        <w:rPr>
+          <w:lang w:val="zh_TW" w:bidi="zh_TW"/>
+        </w:rPr>
+        <w:t>使徒行傳15:16</w:t>
+      </w:r>
+    </w:p>
+    <w:p>
+      <w:pPr>
+        <w:pStyle w:val="ListBullet"/>
+        <w:spacing w:line="240" w:lineRule="auto"/>
+        <w:ind w:left="720"/>
+      </w:pPr>
+      <w:r>
+        <w:rPr>
+          <w:lang w:val="zh_TW" w:bidi="zh_TW"/>
+        </w:rPr>
+      </w:r>
+      <w:r>
+        <w:rPr>
+          <w:lang w:val="zh_TW" w:bidi="zh_TW"/>
+        </w:rPr>
+        <w:t>以賽亞書23:13–14</w:t>
+      </w:r>
+    </w:p>
+    <w:p>
+      <w:pPr>
+        <w:pStyle w:val="Heading3"/>
+      </w:pPr>
+      <w:r>
+        <w:rPr>
+          <w:lang w:val="zh_TW" w:bidi="zh_TW"/>
+        </w:rPr>
+        <w:t>原文參照：</w:t>
+      </w:r>
+    </w:p>
+    <w:p>
+      <w:pPr>
+        <w:pStyle w:val="ListBullet"/>
+        <w:spacing w:line="240" w:lineRule="auto"/>
+        <w:ind w:left="720"/>
+      </w:pPr>
+      <w:r>
+        <w:rPr>
+          <w:lang w:val="zh_TW" w:bidi="zh_TW"/>
+        </w:rPr>
+      </w:r>
+      <w:r>
+        <w:rPr>
+          <w:lang w:val="zh_TW" w:bidi="zh_TW"/>
+        </w:rPr>
+        <w:t>史特朗號：H0006，H1197，H1530，H1820，H1942，H2034，H2040，H2717，H2719，H2720，H2723，H2930，H3510，H3765，H3782，H3832，H4072，H4288，H4384，H4654，H4876，H4889，H5221，H5327，H5557，H5754，H5856，H7451，H7489，H7582，H7591，H7612，H7701，H7703，H7843，H8047，H8074，H8077，H8414，H8510，G26790，G26920，G36390，G44850</w:t>
+      </w:r>
+      <w:r>
+        <w:rPr>
+          <w:lang w:val="zh_TW" w:bidi="zh_TW"/>
+        </w:rPr>
+      </w:r>
+      <w:r>
+        <w:rPr>
+          <w:lang w:val="zh_TW" w:bidi="zh_TW"/>
+        </w:rPr>
+      </w:r>
+    </w:p>
+    <w:p>
+      <w:pPr/>
+      <w:r>
+        <w:rPr>
+          <w:lang w:val="zh_TW" w:bidi="zh_TW"/>
+        </w:rPr>
+      </w:r>
+    </w:p>
+    <w:p>
+      <w:pPr>
+        <w:pStyle w:val="Heading2"/>
+      </w:pPr>
+      <w:r>
+        <w:rPr>
+          <w:lang w:val="zh_TW" w:bidi="zh_TW"/>
+        </w:rPr>
+        <w:t>毀滅的</w:t>
+      </w:r>
+      <w:r>
+        <w:rPr>
+          <w:lang w:val="zh_TW" w:bidi="zh_TW"/>
+        </w:rPr>
+      </w:r>
+    </w:p>
+    <w:p>
+      <w:pPr>
+        <w:pStyle w:val="Heading3"/>
+      </w:pPr>
+      <w:r>
+        <w:rPr>
+          <w:lang w:val="zh_TW" w:bidi="zh_TW"/>
+        </w:rPr>
+        <w:t>定義：</w:t>
+      </w:r>
+    </w:p>
+    <w:p>
+      <w:pPr/>
+      <w:r>
+        <w:rPr>
+          <w:lang w:val="zh_TW" w:bidi="zh_TW"/>
+        </w:rPr>
+      </w:r>
+      <w:r>
+        <w:rPr>
+          <w:lang w:val="zh_TW" w:bidi="zh_TW"/>
+        </w:rPr>
+        <w:t>「毀滅」一詞意味著完全消滅某物，使其不再存在。</w:t>
+      </w:r>
+    </w:p>
+    <w:p>
+      <w:pPr>
+        <w:pStyle w:val="ListBullet"/>
+        <w:spacing w:line="240" w:lineRule="auto"/>
+        <w:ind w:left="720"/>
+      </w:pPr>
+      <w:r>
+        <w:rPr>
+          <w:lang w:val="zh_TW" w:bidi="zh_TW"/>
+        </w:rPr>
+      </w:r>
+      <w:r>
+        <w:rPr>
+          <w:lang w:val="zh_TW" w:bidi="zh_TW"/>
+        </w:rPr>
+        <w:t>「毀滅的」一詞意指「一個帶來毀滅的人」。</w:t>
+      </w:r>
+    </w:p>
+    <w:p>
+      <w:pPr>
+        <w:pStyle w:val="ListBullet"/>
+        <w:spacing w:line="240" w:lineRule="auto"/>
+        <w:ind w:left="720"/>
+      </w:pPr>
+      <w:r>
+        <w:rPr>
+          <w:lang w:val="zh_TW" w:bidi="zh_TW"/>
+        </w:rPr>
+      </w:r>
+      <w:r>
+        <w:rPr>
+          <w:lang w:val="zh_TW" w:bidi="zh_TW"/>
+        </w:rPr>
+        <w:t>在舊約中，這個詞通常作為一般性的描述，指任何摧毀他人的人，例如入侵的軍隊。</w:t>
+      </w:r>
+    </w:p>
+    <w:p>
+      <w:pPr>
+        <w:pStyle w:val="ListBullet"/>
+        <w:spacing w:line="240" w:lineRule="auto"/>
+        <w:ind w:left="720"/>
+      </w:pPr>
+      <w:r>
+        <w:rPr>
+          <w:lang w:val="zh_TW" w:bidi="zh_TW"/>
+        </w:rPr>
+      </w:r>
+      <w:r>
+        <w:rPr>
+          <w:lang w:val="zh_TW" w:bidi="zh_TW"/>
+        </w:rPr>
+        <w:t>當神差遣天使去擊殺埃及所有的長子時，那位天使被稱為「那滅長子的」。這可以翻譯為「那位（或天使）殺死頭生男孩的」。</w:t>
+      </w:r>
+    </w:p>
+    <w:p>
+      <w:pPr>
+        <w:pStyle w:val="ListBullet"/>
+        <w:spacing w:line="240" w:lineRule="auto"/>
+        <w:ind w:left="720"/>
+      </w:pPr>
+      <w:r>
+        <w:rPr>
+          <w:lang w:val="zh_TW" w:bidi="zh_TW"/>
+        </w:rPr>
+      </w:r>
+      <w:r>
+        <w:rPr>
+          <w:lang w:val="zh_TW" w:bidi="zh_TW"/>
+        </w:rPr>
+        <w:t>在啟示錄中關於末世的描述中，撒但或其它邪靈被稱為「敗壞世界之人」。牠是「那毀滅的」，因為牠的目的是摧毀和破壞神創造的一切。</w:t>
+      </w:r>
+    </w:p>
+    <w:p>
+      <w:pPr/>
+      <w:r>
+        <w:rPr>
+          <w:lang w:val="zh_TW" w:bidi="zh_TW"/>
+        </w:rPr>
+      </w:r>
+      <w:r>
+        <w:rPr>
+          <w:lang w:val="zh_TW" w:bidi="zh_TW"/>
+        </w:rPr>
+        <w:t>（另見：</w:t>
+      </w:r>
+      <w:r>
+        <w:rPr>
+          <w:lang w:val="zh_TW" w:bidi="zh_TW"/>
+        </w:rPr>
+        <w:t>天使</w:t>
+      </w:r>
+      <w:r>
+        <w:rPr>
+          <w:lang w:val="zh_TW" w:bidi="zh_TW"/>
+        </w:rPr>
+        <w:t>，</w:t>
+      </w:r>
+      <w:r>
+        <w:rPr>
+          <w:lang w:val="zh_TW" w:bidi="zh_TW"/>
+        </w:rPr>
+        <w:t>埃及</w:t>
+      </w:r>
+      <w:r>
+        <w:rPr>
+          <w:lang w:val="zh_TW" w:bidi="zh_TW"/>
+        </w:rPr>
+        <w:t>，</w:t>
+      </w:r>
+      <w:r>
+        <w:rPr>
+          <w:lang w:val="zh_TW" w:bidi="zh_TW"/>
+        </w:rPr>
+        <w:t>長子</w:t>
+      </w:r>
+      <w:r>
+        <w:rPr>
+          <w:lang w:val="zh_TW" w:bidi="zh_TW"/>
+        </w:rPr>
+        <w:t>，</w:t>
+      </w:r>
+      <w:r>
+        <w:rPr>
+          <w:lang w:val="zh_TW" w:bidi="zh_TW"/>
+        </w:rPr>
+        <w:t>逾越節</w:t>
+      </w:r>
+      <w:r>
+        <w:rPr>
+          <w:lang w:val="zh_TW" w:bidi="zh_TW"/>
+        </w:rPr>
+        <w:t>）</w:t>
+      </w:r>
+    </w:p>
+    <w:p>
+      <w:pPr>
+        <w:pStyle w:val="Heading3"/>
+      </w:pPr>
+      <w:r>
+        <w:rPr>
+          <w:lang w:val="zh_TW" w:bidi="zh_TW"/>
+        </w:rPr>
+        <w:t>參考經文：</w:t>
+      </w:r>
+    </w:p>
+    <w:p>
+      <w:pPr>
+        <w:pStyle w:val="ListBullet"/>
+        <w:spacing w:line="240" w:lineRule="auto"/>
+        <w:ind w:left="720"/>
+      </w:pPr>
+      <w:r>
+        <w:rPr>
+          <w:lang w:val="zh_TW" w:bidi="zh_TW"/>
+        </w:rPr>
+      </w:r>
+      <w:r>
+        <w:rPr>
+          <w:lang w:val="zh_TW" w:bidi="zh_TW"/>
+        </w:rPr>
+        <w:t>出埃及記12:23</w:t>
+      </w:r>
+    </w:p>
+    <w:p>
+      <w:pPr>
+        <w:pStyle w:val="ListBullet"/>
+        <w:spacing w:line="240" w:lineRule="auto"/>
+        <w:ind w:left="720"/>
+      </w:pPr>
+      <w:r>
+        <w:rPr>
+          <w:lang w:val="zh_TW" w:bidi="zh_TW"/>
+        </w:rPr>
+      </w:r>
+      <w:r>
+        <w:rPr>
+          <w:lang w:val="zh_TW" w:bidi="zh_TW"/>
+        </w:rPr>
+        <w:t>希伯來書11:28</w:t>
+      </w:r>
+    </w:p>
+    <w:p>
+      <w:pPr>
+        <w:pStyle w:val="ListBullet"/>
+        <w:spacing w:line="240" w:lineRule="auto"/>
+        <w:ind w:left="720"/>
+      </w:pPr>
+      <w:r>
+        <w:rPr>
+          <w:lang w:val="zh_TW" w:bidi="zh_TW"/>
+        </w:rPr>
+      </w:r>
+      <w:r>
+        <w:rPr>
+          <w:lang w:val="zh_TW" w:bidi="zh_TW"/>
+        </w:rPr>
+        <w:t>耶利米書6:26</w:t>
+      </w:r>
+    </w:p>
+    <w:p>
+      <w:pPr>
+        <w:pStyle w:val="ListBullet"/>
+        <w:spacing w:line="240" w:lineRule="auto"/>
+        <w:ind w:left="720"/>
+      </w:pPr>
+      <w:r>
+        <w:rPr>
+          <w:lang w:val="zh_TW" w:bidi="zh_TW"/>
+        </w:rPr>
+      </w:r>
+      <w:r>
+        <w:rPr>
+          <w:lang w:val="zh_TW" w:bidi="zh_TW"/>
+        </w:rPr>
+        <w:t>士師記16:24</w:t>
+      </w:r>
+    </w:p>
+    <w:p>
+      <w:pPr>
+        <w:pStyle w:val="Heading3"/>
+      </w:pPr>
+      <w:r>
+        <w:rPr>
+          <w:lang w:val="zh_TW" w:bidi="zh_TW"/>
+        </w:rPr>
+        <w:t>原文參照</w:t>
+      </w:r>
+      <w:r>
+        <w:rPr>
+          <w:lang w:val="zh_TW" w:bidi="zh_TW"/>
+        </w:rPr>
+        <w:t>：</w:t>
+      </w:r>
+    </w:p>
+    <w:p>
+      <w:pPr>
+        <w:pStyle w:val="ListBullet"/>
+        <w:spacing w:line="240" w:lineRule="auto"/>
+        <w:ind w:left="720"/>
+      </w:pPr>
+      <w:r>
+        <w:rPr>
+          <w:lang w:val="zh_TW" w:bidi="zh_TW"/>
+        </w:rPr>
+      </w:r>
+      <w:r>
+        <w:rPr>
+          <w:lang w:val="zh_TW" w:bidi="zh_TW"/>
+        </w:rPr>
+        <w:t>史特朗號：H0006，H0007，H0622，H0398，H1104，H1197，H1820，H1826，H1942，H2000，H2015，H2026，H2040，H2254，H2255，H2717，H2718，H2763，H2764，H3238，H3341，H3381，H3423，H3582，H3615，H3617，H3772，H3807，H4191，H4229，H4591，H4658，H4889，H5218，H5221，H5307，H5362，H5420，H5422，H5428，H5595，H5642，H6365，H6789，H6979，H7665，H7667，H7703，H7722，H7760，H7843，H7921，H8045，H8074，H8077，H8316，H8552，G03550，G03960，G06220，G08530，G13110，G18420，G20490，G25060，G25070，G26470，G26730，G27040，G30890，G36450，G41990，G53510，G53560</w:t>
+      </w:r>
+      <w:r>
+        <w:rPr>
+          <w:lang w:val="zh_TW" w:bidi="zh_TW"/>
+        </w:rPr>
+      </w:r>
+      <w:r>
+        <w:rPr>
+          <w:lang w:val="zh_TW" w:bidi="zh_TW"/>
+        </w:rPr>
+      </w:r>
+    </w:p>
+    <w:p>
+      <w:pPr/>
+      <w:r>
+        <w:rPr>
+          <w:lang w:val="zh_TW" w:bidi="zh_TW"/>
+        </w:rPr>
+      </w:r>
+    </w:p>
+    <w:p>
+      <w:pPr>
+        <w:pStyle w:val="Heading2"/>
+      </w:pPr>
+      <w:r>
+        <w:rPr>
+          <w:lang w:val="zh_TW" w:bidi="zh_TW"/>
+        </w:rPr>
+        <w:t>會幕</w:t>
+      </w:r>
+      <w:r>
+        <w:rPr>
+          <w:lang w:val="zh_TW" w:bidi="zh_TW"/>
+        </w:rPr>
+      </w:r>
+    </w:p>
+    <w:p>
+      <w:pPr>
+        <w:pStyle w:val="Heading3"/>
+      </w:pPr>
+      <w:r>
+        <w:rPr>
+          <w:lang w:val="zh_TW" w:bidi="zh_TW"/>
+        </w:rPr>
+        <w:t>定義：</w:t>
+      </w:r>
+    </w:p>
+    <w:p>
+      <w:pPr/>
+      <w:r>
+        <w:rPr>
+          <w:lang w:val="zh_TW" w:bidi="zh_TW"/>
+        </w:rPr>
+      </w:r>
+      <w:r>
+        <w:rPr>
+          <w:lang w:val="zh_TW" w:bidi="zh_TW"/>
+        </w:rPr>
+        <w:t>會幕是一個特別的帳幕結構，以色列人在他們於曠野中漂流的四十年間，在此敬拜神。</w:t>
+      </w:r>
+    </w:p>
+    <w:p>
+      <w:pPr>
+        <w:pStyle w:val="ListBullet"/>
+        <w:spacing w:line="240" w:lineRule="auto"/>
+        <w:ind w:left="720"/>
+      </w:pPr>
+      <w:r>
+        <w:rPr>
+          <w:lang w:val="zh_TW" w:bidi="zh_TW"/>
+        </w:rPr>
+      </w:r>
+      <w:r>
+        <w:rPr>
+          <w:lang w:val="zh_TW" w:bidi="zh_TW"/>
+        </w:rPr>
+        <w:t>神曾賜給以色列人詳細的指示，教導他們如何建造這個大型會幕，會幕內有兩個房間，周圍有一個封閉的院子。</w:t>
+      </w:r>
+    </w:p>
+    <w:p>
+      <w:pPr>
+        <w:pStyle w:val="ListBullet"/>
+        <w:spacing w:line="240" w:lineRule="auto"/>
+        <w:ind w:left="720"/>
+      </w:pPr>
+      <w:r>
+        <w:rPr>
+          <w:lang w:val="zh_TW" w:bidi="zh_TW"/>
+        </w:rPr>
+      </w:r>
+      <w:r>
+        <w:rPr>
+          <w:lang w:val="zh_TW" w:bidi="zh_TW"/>
+        </w:rPr>
+        <w:t>每當以色列人移到曠野的另一處居住地時，祭司就會拆卸會幕，並將它搬到新的營地，然後，他們會在新營地的中央重新搭建會幕。</w:t>
+      </w:r>
+    </w:p>
+    <w:p>
+      <w:pPr>
+        <w:pStyle w:val="ListBullet"/>
+        <w:spacing w:line="240" w:lineRule="auto"/>
+        <w:ind w:left="720"/>
+      </w:pPr>
+      <w:r>
+        <w:rPr>
+          <w:lang w:val="zh_TW" w:bidi="zh_TW"/>
+        </w:rPr>
+      </w:r>
+      <w:r>
+        <w:rPr>
+          <w:lang w:val="zh_TW" w:bidi="zh_TW"/>
+        </w:rPr>
+        <w:t>會幕是由木框架構成，掛上由布、山羊毛和動物皮製成的幔子。圍繞會幕的院子也用更多的幔子圍起來。</w:t>
+      </w:r>
+    </w:p>
+    <w:p>
+      <w:pPr>
+        <w:pStyle w:val="ListBullet"/>
+        <w:spacing w:line="240" w:lineRule="auto"/>
+        <w:ind w:left="720"/>
+      </w:pPr>
+      <w:r>
+        <w:rPr>
+          <w:lang w:val="zh_TW" w:bidi="zh_TW"/>
+        </w:rPr>
+      </w:r>
+      <w:r>
+        <w:rPr>
+          <w:lang w:val="zh_TW" w:bidi="zh_TW"/>
+        </w:rPr>
+        <w:t>會幕的兩個部分包括聖所（存放燒香的祭壇）和至聖所（存放約櫃）。</w:t>
+      </w:r>
+    </w:p>
+    <w:p>
+      <w:pPr>
+        <w:pStyle w:val="ListBullet"/>
+        <w:spacing w:line="240" w:lineRule="auto"/>
+        <w:ind w:left="720"/>
+      </w:pPr>
+      <w:r>
+        <w:rPr>
+          <w:lang w:val="zh_TW" w:bidi="zh_TW"/>
+        </w:rPr>
+      </w:r>
+      <w:r>
+        <w:rPr>
+          <w:lang w:val="zh_TW" w:bidi="zh_TW"/>
+        </w:rPr>
+        <w:t>會幕的院子內有一個用來獻燔祭的祭壇，還有一個用於儀式潔淨的特殊洗濯盆。</w:t>
+      </w:r>
+    </w:p>
+    <w:p>
+      <w:pPr>
+        <w:pStyle w:val="ListBullet"/>
+        <w:spacing w:line="240" w:lineRule="auto"/>
+        <w:ind w:left="720"/>
+      </w:pPr>
+      <w:r>
+        <w:rPr>
+          <w:lang w:val="zh_TW" w:bidi="zh_TW"/>
+        </w:rPr>
+      </w:r>
+      <w:r>
+        <w:rPr>
+          <w:lang w:val="zh_TW" w:bidi="zh_TW"/>
+        </w:rPr>
+        <w:t>當所羅門在耶路撒冷建造了聖殿後，以色列人就不再使用會幕。</w:t>
+      </w:r>
+    </w:p>
+    <w:p>
+      <w:pPr>
+        <w:pStyle w:val="Heading3"/>
+      </w:pPr>
+      <w:r>
+        <w:rPr>
+          <w:lang w:val="zh_TW" w:bidi="zh_TW"/>
+        </w:rPr>
+        <w:t>翻譯相關建議：</w:t>
+      </w:r>
+    </w:p>
+    <w:p>
+      <w:pPr>
+        <w:pStyle w:val="ListBullet"/>
+        <w:spacing w:line="240" w:lineRule="auto"/>
+        <w:ind w:left="720"/>
+      </w:pPr>
+      <w:r>
+        <w:rPr>
+          <w:lang w:val="zh_TW" w:bidi="zh_TW"/>
+        </w:rPr>
+      </w:r>
+      <w:r>
+        <w:rPr>
+          <w:lang w:val="zh_TW" w:bidi="zh_TW"/>
+        </w:rPr>
+        <w:t>「會幕」這個詞的意思是「居住之地」。其它的翻譯方式可以包括「神聖帳棚」、「神所在的帳棚」或「神的帳棚」。</w:t>
+      </w:r>
+    </w:p>
+    <w:p>
+      <w:pPr>
+        <w:pStyle w:val="ListBullet"/>
+        <w:spacing w:line="240" w:lineRule="auto"/>
+        <w:ind w:left="720"/>
+      </w:pPr>
+      <w:r>
+        <w:rPr>
+          <w:lang w:val="zh_TW" w:bidi="zh_TW"/>
+        </w:rPr>
+      </w:r>
+      <w:r>
+        <w:rPr>
+          <w:lang w:val="zh_TW" w:bidi="zh_TW"/>
+        </w:rPr>
+        <w:t>確保「會幕」的翻譯與「聖殿」的翻譯有所區別。</w:t>
+      </w:r>
+    </w:p>
+    <w:p>
+      <w:pPr/>
+      <w:r>
+        <w:rPr>
+          <w:lang w:val="zh_TW" w:bidi="zh_TW"/>
+        </w:rPr>
+      </w:r>
+      <w:r>
+        <w:rPr>
+          <w:lang w:val="zh_TW" w:bidi="zh_TW"/>
+        </w:rPr>
+        <w:t>（另見：</w:t>
+      </w:r>
+      <w:r>
+        <w:rPr>
+          <w:lang w:val="zh_TW" w:bidi="zh_TW"/>
+        </w:rPr>
+        <w:t>祭壇</w:t>
+      </w:r>
+      <w:r>
+        <w:rPr>
+          <w:lang w:val="zh_TW" w:bidi="zh_TW"/>
+        </w:rPr>
         <w:t>、</w:t>
       </w:r>
       <w:r>
         <w:rPr>
           <w:lang w:val="zh_TW" w:bidi="zh_TW"/>
         </w:rPr>
-        <w:t>轉向</w:t>
+        <w:t>香壇</w:t>
+      </w:r>
+      <w:r>
+        <w:rPr>
+          <w:lang w:val="zh_TW" w:bidi="zh_TW"/>
+        </w:rPr>
+        <w:t>、</w:t>
+      </w:r>
+      <w:r>
+        <w:rPr>
+          <w:lang w:val="zh_TW" w:bidi="zh_TW"/>
+        </w:rPr>
+        <w:t>約櫃</w:t>
+      </w:r>
+      <w:r>
+        <w:rPr>
+          <w:lang w:val="zh_TW" w:bidi="zh_TW"/>
+        </w:rPr>
+        <w:t>、</w:t>
+      </w:r>
+      <w:r>
+        <w:rPr>
+          <w:lang w:val="zh_TW" w:bidi="zh_TW"/>
+        </w:rPr>
+        <w:t>聖殿</w:t>
+      </w:r>
+      <w:r>
+        <w:rPr>
+          <w:lang w:val="zh_TW" w:bidi="zh_TW"/>
+        </w:rPr>
+        <w:t>、</w:t>
+      </w:r>
+      <w:r>
+        <w:rPr>
+          <w:lang w:val="zh_TW" w:bidi="zh_TW"/>
+        </w:rPr>
+        <w:t>會幕</w:t>
       </w:r>
       <w:r>
         <w:rPr>
@@ -418,169 +2091,115 @@
         <w:rPr>
           <w:lang w:val="zh_TW" w:bidi="zh_TW"/>
         </w:rPr>
-        <w:t>使徒行傳3:19–20</w:t>
-      </w:r>
-    </w:p>
-    <w:p>
-      <w:pPr>
-        <w:pStyle w:val="ListBullet"/>
-        <w:spacing w:line="240" w:lineRule="auto"/>
-        <w:ind w:left="720"/>
-      </w:pPr>
-      <w:r>
-        <w:rPr>
-          <w:lang w:val="zh_TW" w:bidi="zh_TW"/>
-        </w:rPr>
-      </w:r>
-      <w:r>
-        <w:rPr>
-          <w:lang w:val="zh_TW" w:bidi="zh_TW"/>
-        </w:rPr>
-        <w:t>路加福音3:3</w:t>
-      </w:r>
-    </w:p>
-    <w:p>
-      <w:pPr>
-        <w:pStyle w:val="ListBullet"/>
-        <w:spacing w:line="240" w:lineRule="auto"/>
-        <w:ind w:left="720"/>
-      </w:pPr>
-      <w:r>
-        <w:rPr>
-          <w:lang w:val="zh_TW" w:bidi="zh_TW"/>
-        </w:rPr>
-      </w:r>
-      <w:r>
-        <w:rPr>
-          <w:lang w:val="zh_TW" w:bidi="zh_TW"/>
-        </w:rPr>
-        <w:t>路加福音3:8</w:t>
-      </w:r>
-    </w:p>
-    <w:p>
-      <w:pPr>
-        <w:pStyle w:val="ListBullet"/>
-        <w:spacing w:line="240" w:lineRule="auto"/>
-        <w:ind w:left="720"/>
-      </w:pPr>
-      <w:r>
-        <w:rPr>
-          <w:lang w:val="zh_TW" w:bidi="zh_TW"/>
-        </w:rPr>
-      </w:r>
-      <w:r>
-        <w:rPr>
-          <w:lang w:val="zh_TW" w:bidi="zh_TW"/>
-        </w:rPr>
-        <w:t>路加福音5:32</w:t>
-      </w:r>
-    </w:p>
-    <w:p>
-      <w:pPr>
-        <w:pStyle w:val="ListBullet"/>
-        <w:spacing w:line="240" w:lineRule="auto"/>
-        <w:ind w:left="720"/>
-      </w:pPr>
-      <w:r>
-        <w:rPr>
-          <w:lang w:val="zh_TW" w:bidi="zh_TW"/>
-        </w:rPr>
-      </w:r>
-      <w:r>
-        <w:rPr>
-          <w:lang w:val="zh_TW" w:bidi="zh_TW"/>
-        </w:rPr>
-        <w:t>路加福音24:47</w:t>
-      </w:r>
-    </w:p>
-    <w:p>
-      <w:pPr>
-        <w:pStyle w:val="ListBullet"/>
-        <w:spacing w:line="240" w:lineRule="auto"/>
-        <w:ind w:left="720"/>
-      </w:pPr>
-      <w:r>
-        <w:rPr>
-          <w:lang w:val="zh_TW" w:bidi="zh_TW"/>
-        </w:rPr>
-      </w:r>
-      <w:r>
-        <w:rPr>
-          <w:lang w:val="zh_TW" w:bidi="zh_TW"/>
-        </w:rPr>
-        <w:t>馬可福音1:14–15</w:t>
-      </w:r>
-    </w:p>
-    <w:p>
-      <w:pPr>
-        <w:pStyle w:val="ListBullet"/>
-        <w:spacing w:line="240" w:lineRule="auto"/>
-        <w:ind w:left="720"/>
-      </w:pPr>
-      <w:r>
-        <w:rPr>
-          <w:lang w:val="zh_TW" w:bidi="zh_TW"/>
-        </w:rPr>
-      </w:r>
-      <w:r>
-        <w:rPr>
-          <w:lang w:val="zh_TW" w:bidi="zh_TW"/>
-        </w:rPr>
-        <w:t>馬太福音3:3</w:t>
-      </w:r>
-    </w:p>
-    <w:p>
-      <w:pPr>
-        <w:pStyle w:val="ListBullet"/>
-        <w:spacing w:line="240" w:lineRule="auto"/>
-        <w:ind w:left="720"/>
-      </w:pPr>
-      <w:r>
-        <w:rPr>
-          <w:lang w:val="zh_TW" w:bidi="zh_TW"/>
-        </w:rPr>
-      </w:r>
-      <w:r>
-        <w:rPr>
-          <w:lang w:val="zh_TW" w:bidi="zh_TW"/>
-        </w:rPr>
-        <w:t>馬太福音3:11</w:t>
-      </w:r>
-    </w:p>
-    <w:p>
-      <w:pPr>
-        <w:pStyle w:val="ListBullet"/>
-        <w:spacing w:line="240" w:lineRule="auto"/>
-        <w:ind w:left="720"/>
-      </w:pPr>
-      <w:r>
-        <w:rPr>
-          <w:lang w:val="zh_TW" w:bidi="zh_TW"/>
-        </w:rPr>
-      </w:r>
-      <w:r>
-        <w:rPr>
-          <w:lang w:val="zh_TW" w:bidi="zh_TW"/>
-        </w:rPr>
-        <w:t>馬太福音4:17</w:t>
-      </w:r>
-    </w:p>
-    <w:p>
-      <w:pPr>
-        <w:pStyle w:val="ListBullet"/>
-        <w:spacing w:line="240" w:lineRule="auto"/>
-        <w:ind w:left="720"/>
-      </w:pPr>
-      <w:r>
-        <w:rPr>
-          <w:lang w:val="zh_TW" w:bidi="zh_TW"/>
-        </w:rPr>
-      </w:r>
-      <w:r>
-        <w:rPr>
-          <w:lang w:val="zh_TW" w:bidi="zh_TW"/>
-        </w:rPr>
-        <w:t>羅馬書2:4</w:t>
+        <w:t>歷代志上21:30</w:t>
+      </w:r>
+    </w:p>
+    <w:p>
+      <w:pPr>
+        <w:pStyle w:val="ListBullet"/>
+        <w:spacing w:line="240" w:lineRule="auto"/>
+        <w:ind w:left="720"/>
+      </w:pPr>
+      <w:r>
+        <w:rPr>
+          <w:lang w:val="zh_TW" w:bidi="zh_TW"/>
+        </w:rPr>
+      </w:r>
+      <w:r>
+        <w:rPr>
+          <w:lang w:val="zh_TW" w:bidi="zh_TW"/>
+        </w:rPr>
+        <w:t>歷代志下1:2–5</w:t>
+      </w:r>
+    </w:p>
+    <w:p>
+      <w:pPr>
+        <w:pStyle w:val="ListBullet"/>
+        <w:spacing w:line="240" w:lineRule="auto"/>
+        <w:ind w:left="720"/>
+      </w:pPr>
+      <w:r>
+        <w:rPr>
+          <w:lang w:val="zh_TW" w:bidi="zh_TW"/>
+        </w:rPr>
+      </w:r>
+      <w:r>
+        <w:rPr>
+          <w:lang w:val="zh_TW" w:bidi="zh_TW"/>
+        </w:rPr>
+        <w:t>使徒行傳7:43</w:t>
+      </w:r>
+    </w:p>
+    <w:p>
+      <w:pPr>
+        <w:pStyle w:val="ListBullet"/>
+        <w:spacing w:line="240" w:lineRule="auto"/>
+        <w:ind w:left="720"/>
+      </w:pPr>
+      <w:r>
+        <w:rPr>
+          <w:lang w:val="zh_TW" w:bidi="zh_TW"/>
+        </w:rPr>
+      </w:r>
+      <w:r>
+        <w:rPr>
+          <w:lang w:val="zh_TW" w:bidi="zh_TW"/>
+        </w:rPr>
+        <w:t>使徒行傳7:45</w:t>
+      </w:r>
+    </w:p>
+    <w:p>
+      <w:pPr>
+        <w:pStyle w:val="ListBullet"/>
+        <w:spacing w:line="240" w:lineRule="auto"/>
+        <w:ind w:left="720"/>
+      </w:pPr>
+      <w:r>
+        <w:rPr>
+          <w:lang w:val="zh_TW" w:bidi="zh_TW"/>
+        </w:rPr>
+      </w:r>
+      <w:r>
+        <w:rPr>
+          <w:lang w:val="zh_TW" w:bidi="zh_TW"/>
+        </w:rPr>
+        <w:t>出埃及記38:21</w:t>
+      </w:r>
+    </w:p>
+    <w:p>
+      <w:pPr>
+        <w:pStyle w:val="ListBullet"/>
+        <w:spacing w:line="240" w:lineRule="auto"/>
+        <w:ind w:left="720"/>
+      </w:pPr>
+      <w:r>
+        <w:rPr>
+          <w:lang w:val="zh_TW" w:bidi="zh_TW"/>
+        </w:rPr>
+      </w:r>
+      <w:r>
+        <w:rPr>
+          <w:lang w:val="zh_TW" w:bidi="zh_TW"/>
+        </w:rPr>
+        <w:t>約書亞記22:19–20</w:t>
+      </w:r>
+    </w:p>
+    <w:p>
+      <w:pPr>
+        <w:pStyle w:val="ListBullet"/>
+        <w:spacing w:line="240" w:lineRule="auto"/>
+        <w:ind w:left="720"/>
+      </w:pPr>
+      <w:r>
+        <w:rPr>
+          <w:lang w:val="zh_TW" w:bidi="zh_TW"/>
+        </w:rPr>
+      </w:r>
+      <w:r>
+        <w:rPr>
+          <w:lang w:val="zh_TW" w:bidi="zh_TW"/>
+        </w:rPr>
+        <w:t>利未記10:16–18</w:t>
       </w:r>
     </w:p>
     <w:p>
@@ -591,295 +2210,59 @@
         <w:rPr>
           <w:lang w:val="zh_TW" w:bidi="zh_TW"/>
         </w:rPr>
-        <w:t>聖經開卷故事集裡的例子：</w:t>
-      </w:r>
-    </w:p>
-    <w:p>
-      <w:pPr>
-        <w:pStyle w:val="ListBullet"/>
-        <w:spacing w:line="240" w:lineRule="auto"/>
-        <w:ind w:left="720"/>
-      </w:pPr>
-      <w:r>
-        <w:rPr>
-          <w:lang w:val="zh_TW" w:bidi="zh_TW"/>
-        </w:rPr>
-      </w:r>
-      <w:r>
-        <w:rPr>
-          <w:b/>
-          <w:lang w:val="zh_TW" w:bidi="zh_TW"/>
-        </w:rPr>
-        <w:t>16:2</w:t>
-      </w:r>
-      <w:r>
-        <w:rPr>
-          <w:lang w:val="zh_TW" w:bidi="zh_TW"/>
-        </w:rPr>
-        <w:t xml:space="preserve"> </w:t>
-      </w:r>
-      <w:r>
-        <w:rPr>
-          <w:lang w:val="zh_TW" w:bidi="zh_TW"/>
-        </w:rPr>
-        <w:t>多年以後，以色列人</w:t>
-      </w:r>
-      <w:r>
-        <w:rPr>
-          <w:b/>
-          <w:lang w:val="zh_TW" w:bidi="zh_TW"/>
-        </w:rPr>
-        <w:t>懺悔</w:t>
-      </w:r>
-      <w:r>
-        <w:rPr>
-          <w:lang w:val="zh_TW" w:bidi="zh_TW"/>
-        </w:rPr>
-        <w:t>所犯的罪並且祈求神來拯救他們。</w:t>
-      </w:r>
-    </w:p>
-    <w:p>
-      <w:pPr>
-        <w:pStyle w:val="ListBullet"/>
-        <w:spacing w:line="240" w:lineRule="auto"/>
-        <w:ind w:left="720"/>
-      </w:pPr>
-      <w:r>
-        <w:rPr>
-          <w:lang w:val="zh_TW" w:bidi="zh_TW"/>
-        </w:rPr>
-      </w:r>
-      <w:r>
-        <w:rPr>
-          <w:b/>
-          <w:lang w:val="zh_TW" w:bidi="zh_TW"/>
-        </w:rPr>
-        <w:t>17:13</w:t>
-      </w:r>
-      <w:r>
-        <w:rPr>
-          <w:lang w:val="zh_TW" w:bidi="zh_TW"/>
-        </w:rPr>
-        <w:t xml:space="preserve"> </w:t>
-      </w:r>
-      <w:r>
-        <w:rPr>
-          <w:lang w:val="zh_TW" w:bidi="zh_TW"/>
-        </w:rPr>
-        <w:t>大衛</w:t>
-      </w:r>
-      <w:r>
-        <w:rPr>
-          <w:b/>
-          <w:lang w:val="zh_TW" w:bidi="zh_TW"/>
-        </w:rPr>
-        <w:t>悔改</w:t>
-      </w:r>
-      <w:r>
-        <w:rPr>
-          <w:lang w:val="zh_TW" w:bidi="zh_TW"/>
-        </w:rPr>
-        <w:t>了，神原諒了他。</w:t>
-      </w:r>
-    </w:p>
-    <w:p>
-      <w:pPr>
-        <w:pStyle w:val="ListBullet"/>
-        <w:spacing w:line="240" w:lineRule="auto"/>
-        <w:ind w:left="720"/>
-      </w:pPr>
-      <w:r>
-        <w:rPr>
-          <w:lang w:val="zh_TW" w:bidi="zh_TW"/>
-        </w:rPr>
-      </w:r>
-      <w:r>
-        <w:rPr>
-          <w:b/>
-          <w:lang w:val="zh_TW" w:bidi="zh_TW"/>
-        </w:rPr>
-        <w:t>19:18</w:t>
-      </w:r>
-      <w:r>
-        <w:rPr>
-          <w:lang w:val="zh_TW" w:bidi="zh_TW"/>
-        </w:rPr>
-        <w:t xml:space="preserve"> </w:t>
-      </w:r>
-      <w:r>
-        <w:rPr>
-          <w:lang w:val="zh_TW" w:bidi="zh_TW"/>
-        </w:rPr>
-        <w:t>先知警告人們如果不</w:t>
-      </w:r>
-      <w:r>
-        <w:rPr>
-          <w:b/>
-          <w:lang w:val="zh_TW" w:bidi="zh_TW"/>
-        </w:rPr>
-        <w:t>悔改</w:t>
-      </w:r>
-      <w:r>
-        <w:rPr>
-          <w:lang w:val="zh_TW" w:bidi="zh_TW"/>
-        </w:rPr>
-        <w:t>，神就要毀滅他們</w:t>
-      </w:r>
-      <w:r>
-        <w:rPr>
-          <w:lang w:val="zh_TW" w:bidi="zh_TW"/>
-        </w:rPr>
-        <w:t>。</w:t>
-      </w:r>
-    </w:p>
-    <w:p>
-      <w:pPr>
-        <w:pStyle w:val="ListBullet"/>
-        <w:spacing w:line="240" w:lineRule="auto"/>
-        <w:ind w:left="720"/>
-      </w:pPr>
-      <w:r>
-        <w:rPr>
-          <w:lang w:val="zh_TW" w:bidi="zh_TW"/>
-        </w:rPr>
-      </w:r>
-      <w:r>
-        <w:rPr>
-          <w:b/>
-          <w:lang w:val="zh_TW" w:bidi="zh_TW"/>
-        </w:rPr>
-        <w:t>24:2</w:t>
-      </w:r>
-      <w:r>
-        <w:rPr>
-          <w:lang w:val="zh_TW" w:bidi="zh_TW"/>
-        </w:rPr>
-        <w:t xml:space="preserve"> </w:t>
-      </w:r>
-      <w:r>
-        <w:rPr>
-          <w:lang w:val="zh_TW" w:bidi="zh_TW"/>
-        </w:rPr>
-        <w:t>許多人來到曠野聽約翰講道。他向他們宣講說：「</w:t>
-      </w:r>
-      <w:r>
-        <w:rPr>
-          <w:b/>
-          <w:lang w:val="zh_TW" w:bidi="zh_TW"/>
-        </w:rPr>
-        <w:t>悔改</w:t>
-      </w:r>
-      <w:r>
-        <w:rPr>
-          <w:lang w:val="zh_TW" w:bidi="zh_TW"/>
-        </w:rPr>
-        <w:t>吧，神的天國已經近了！</w:t>
-      </w:r>
-      <w:r>
-        <w:rPr>
-          <w:lang w:val="zh_TW" w:bidi="zh_TW"/>
-        </w:rPr>
-        <w:t>」</w:t>
-      </w:r>
-    </w:p>
-    <w:p>
-      <w:pPr>
-        <w:pStyle w:val="ListBullet"/>
-        <w:spacing w:line="240" w:lineRule="auto"/>
-        <w:ind w:left="720"/>
-      </w:pPr>
-      <w:r>
-        <w:rPr>
-          <w:lang w:val="zh_TW" w:bidi="zh_TW"/>
-        </w:rPr>
-      </w:r>
-      <w:r>
-        <w:rPr>
-          <w:b/>
-          <w:lang w:val="zh_TW" w:bidi="zh_TW"/>
-        </w:rPr>
-        <w:t>42:8</w:t>
-      </w:r>
-      <w:r>
-        <w:rPr>
-          <w:lang w:val="zh_TW" w:bidi="zh_TW"/>
-        </w:rPr>
-        <w:t xml:space="preserve"> 「</w:t>
-      </w:r>
-      <w:r>
-        <w:rPr>
-          <w:lang w:val="zh_TW" w:bidi="zh_TW"/>
-        </w:rPr>
-        <w:t>經上還記載著，我的門徒將傳</w:t>
-      </w:r>
-      <w:r>
-        <w:rPr>
-          <w:b/>
-          <w:lang w:val="zh_TW" w:bidi="zh_TW"/>
-        </w:rPr>
-        <w:t>悔改</w:t>
-      </w:r>
-      <w:r>
-        <w:rPr>
-          <w:lang w:val="zh_TW" w:bidi="zh_TW"/>
-        </w:rPr>
-        <w:t>、赦罪的道。</w:t>
-      </w:r>
-      <w:r>
-        <w:rPr>
-          <w:lang w:val="zh_TW" w:bidi="zh_TW"/>
-        </w:rPr>
-        <w:t>」</w:t>
-      </w:r>
-    </w:p>
-    <w:p>
-      <w:pPr>
-        <w:pStyle w:val="ListBullet"/>
-        <w:spacing w:line="240" w:lineRule="auto"/>
-        <w:ind w:left="720"/>
-      </w:pPr>
-      <w:r>
-        <w:rPr>
-          <w:lang w:val="zh_TW" w:bidi="zh_TW"/>
-        </w:rPr>
-      </w:r>
-      <w:r>
-        <w:rPr>
-          <w:b/>
-          <w:lang w:val="zh_TW" w:bidi="zh_TW"/>
-        </w:rPr>
-        <w:t>44:5</w:t>
-      </w:r>
-      <w:r>
-        <w:rPr>
-          <w:lang w:val="zh_TW" w:bidi="zh_TW"/>
-        </w:rPr>
-        <w:t xml:space="preserve"> 「</w:t>
-      </w:r>
-      <w:r>
-        <w:rPr>
-          <w:lang w:val="zh_TW" w:bidi="zh_TW"/>
-        </w:rPr>
-        <w:t>現在你們要</w:t>
-      </w:r>
-      <w:r>
-        <w:rPr>
-          <w:b/>
-          <w:lang w:val="zh_TW" w:bidi="zh_TW"/>
-        </w:rPr>
-        <w:t>悔改</w:t>
-      </w:r>
-      <w:r>
-        <w:rPr>
-          <w:lang w:val="zh_TW" w:bidi="zh_TW"/>
-        </w:rPr>
-        <w:t>並歸向神，使你們的罪被洗淨。</w:t>
-      </w:r>
-      <w:r>
-        <w:rPr>
-          <w:lang w:val="zh_TW" w:bidi="zh_TW"/>
-        </w:rPr>
-        <w:t>」</w:t>
+        <w:t>原文參照：</w:t>
+      </w:r>
+    </w:p>
+    <w:p>
+      <w:pPr>
+        <w:pStyle w:val="ListBullet"/>
+        <w:spacing w:line="240" w:lineRule="auto"/>
+        <w:ind w:left="720"/>
+      </w:pPr>
+      <w:r>
+        <w:rPr>
+          <w:lang w:val="zh_TW" w:bidi="zh_TW"/>
+        </w:rPr>
+      </w:r>
+      <w:r>
+        <w:rPr>
+          <w:lang w:val="zh_TW" w:bidi="zh_TW"/>
+        </w:rPr>
+        <w:t>史特朗號：H0168，H4908，H5520，H5521，H5522，H7900，G46330，G46340，G46360，G46380</w:t>
+      </w:r>
+      <w:r>
+        <w:rPr>
+          <w:lang w:val="zh_TW" w:bidi="zh_TW"/>
+        </w:rPr>
+      </w:r>
+      <w:r>
+        <w:rPr>
+          <w:lang w:val="zh_TW" w:bidi="zh_TW"/>
+        </w:rPr>
+      </w:r>
+    </w:p>
+    <w:p>
+      <w:pPr/>
+      <w:r>
+        <w:rPr>
+          <w:lang w:val="zh_TW" w:bidi="zh_TW"/>
+        </w:rPr>
+      </w:r>
+    </w:p>
+    <w:p>
+      <w:pPr>
+        <w:pStyle w:val="Heading2"/>
+      </w:pPr>
+      <w:r>
+        <w:rPr>
+          <w:lang w:val="zh_TW" w:bidi="zh_TW"/>
+        </w:rPr>
+        <w:t>會堂</w:t>
+      </w:r>
+      <w:r>
+        <w:rPr>
+          <w:lang w:val="zh_TW" w:bidi="zh_TW"/>
+        </w:rPr>
       </w:r>
     </w:p>
     <w:p>
@@ -890,35 +2273,7 @@
         <w:rPr>
           <w:lang w:val="zh_TW" w:bidi="zh_TW"/>
         </w:rPr>
-        <w:t>原文參照：</w:t>
-      </w:r>
-    </w:p>
-    <w:p>
-      <w:pPr>
-        <w:pStyle w:val="ListBullet"/>
-        <w:spacing w:line="240" w:lineRule="auto"/>
-        <w:ind w:left="720"/>
-      </w:pPr>
-      <w:r>
-        <w:rPr>
-          <w:lang w:val="zh_TW" w:bidi="zh_TW"/>
-        </w:rPr>
-      </w:r>
-      <w:r>
-        <w:rPr>
-          <w:lang w:val="zh_TW" w:bidi="zh_TW"/>
-        </w:rPr>
-        <w:t>史特朗號：H5150，H5162，H5164，G02780，G33380，G33400，G33410</w:t>
-      </w:r>
-      <w:r>
-        <w:rPr>
-          <w:lang w:val="zh_TW" w:bidi="zh_TW"/>
-        </w:rPr>
-      </w:r>
-      <w:r>
-        <w:rPr>
-          <w:lang w:val="zh_TW" w:bidi="zh_TW"/>
-        </w:rPr>
+        <w:t>定義：</w:t>
       </w:r>
     </w:p>
     <w:p>
@@ -928,32 +2283,83 @@
           <w:lang w:val="zh_TW" w:bidi="zh_TW"/>
         </w:rPr>
       </w:r>
-    </w:p>
-    <w:p>
-      <w:pPr>
-        <w:pStyle w:val="Heading2"/>
-      </w:pPr>
-      <w:r>
-        <w:rPr>
-          <w:lang w:val="zh_TW" w:bidi="zh_TW"/>
-        </w:rPr>
-        <w:t>毀壞</w:t>
-      </w:r>
-      <w:r>
-        <w:rPr>
-          <w:lang w:val="zh_TW" w:bidi="zh_TW"/>
-        </w:rPr>
-      </w:r>
-    </w:p>
-    <w:p>
-      <w:pPr>
-        <w:pStyle w:val="Heading3"/>
-      </w:pPr>
-      <w:r>
-        <w:rPr>
-          <w:lang w:val="zh_TW" w:bidi="zh_TW"/>
-        </w:rPr>
-        <w:t>定義：</w:t>
+      <w:r>
+        <w:rPr>
+          <w:lang w:val="zh_TW" w:bidi="zh_TW"/>
+        </w:rPr>
+        <w:t>會堂是猶太人聚集在一起敬拜神的建築。</w:t>
+      </w:r>
+    </w:p>
+    <w:p>
+      <w:pPr>
+        <w:pStyle w:val="ListBullet"/>
+        <w:spacing w:line="240" w:lineRule="auto"/>
+        <w:ind w:left="720"/>
+      </w:pPr>
+      <w:r>
+        <w:rPr>
+          <w:lang w:val="zh_TW" w:bidi="zh_TW"/>
+        </w:rPr>
+      </w:r>
+      <w:r>
+        <w:rPr>
+          <w:lang w:val="zh_TW" w:bidi="zh_TW"/>
+        </w:rPr>
+        <w:t>自古以來，會堂的禮拜包括祈禱、讀經和教導經文的時間。</w:t>
+      </w:r>
+    </w:p>
+    <w:p>
+      <w:pPr>
+        <w:pStyle w:val="ListBullet"/>
+        <w:spacing w:line="240" w:lineRule="auto"/>
+        <w:ind w:left="720"/>
+      </w:pPr>
+      <w:r>
+        <w:rPr>
+          <w:lang w:val="zh_TW" w:bidi="zh_TW"/>
+        </w:rPr>
+      </w:r>
+      <w:r>
+        <w:rPr>
+          <w:lang w:val="zh_TW" w:bidi="zh_TW"/>
+        </w:rPr>
+        <w:t>由於許多猶太人居住在離耶路撒冷聖殿較遠的城市，他們最初建立會堂是為了在自己城市中有禱告和崇拜神的場所。</w:t>
+      </w:r>
+    </w:p>
+    <w:p>
+      <w:pPr>
+        <w:pStyle w:val="ListBullet"/>
+        <w:spacing w:line="240" w:lineRule="auto"/>
+        <w:ind w:left="720"/>
+      </w:pPr>
+      <w:r>
+        <w:rPr>
+          <w:lang w:val="zh_TW" w:bidi="zh_TW"/>
+        </w:rPr>
+      </w:r>
+      <w:r>
+        <w:rPr>
+          <w:lang w:val="zh_TW" w:bidi="zh_TW"/>
+        </w:rPr>
+        <w:t>耶穌經常在會堂裡教導人，並在那裡醫治病人。</w:t>
+      </w:r>
+    </w:p>
+    <w:p>
+      <w:pPr>
+        <w:pStyle w:val="ListBullet"/>
+        <w:spacing w:line="240" w:lineRule="auto"/>
+        <w:ind w:left="720"/>
+      </w:pPr>
+      <w:r>
+        <w:rPr>
+          <w:lang w:val="zh_TW" w:bidi="zh_TW"/>
+        </w:rPr>
+      </w:r>
+      <w:r>
+        <w:rPr>
+          <w:lang w:val="zh_TW" w:bidi="zh_TW"/>
+        </w:rPr>
+        <w:t>「會堂」這個詞也可以用作比喻，指的是在那裡聚會的人群。</w:t>
       </w:r>
     </w:p>
     <w:p>
@@ -967,1437 +2373,7 @@
         <w:rPr>
           <w:lang w:val="zh_TW" w:bidi="zh_TW"/>
         </w:rPr>
-        <w:t>「毀壞（devastated，動詞）」或「毀壞（devastation，名詞）」一詞指的是財產或土地被毀壞或摧毀。這通常也包括摧毀或俘虜居住在那片土地上的人。</w:t>
-      </w:r>
-    </w:p>
-    <w:p>
-      <w:pPr>
-        <w:pStyle w:val="ListBullet"/>
-        <w:spacing w:line="240" w:lineRule="auto"/>
-        <w:ind w:left="720"/>
-      </w:pPr>
-      <w:r>
-        <w:rPr>
-          <w:lang w:val="zh_TW" w:bidi="zh_TW"/>
-        </w:rPr>
-      </w:r>
-      <w:r>
-        <w:rPr>
-          <w:lang w:val="zh_TW" w:bidi="zh_TW"/>
-        </w:rPr>
-        <w:t>這指的是一種非常嚴重且徹底的毀滅。</w:t>
-      </w:r>
-    </w:p>
-    <w:p>
-      <w:pPr>
-        <w:pStyle w:val="ListBullet"/>
-        <w:spacing w:line="240" w:lineRule="auto"/>
-        <w:ind w:left="720"/>
-      </w:pPr>
-      <w:r>
-        <w:rPr>
-          <w:lang w:val="zh_TW" w:bidi="zh_TW"/>
-        </w:rPr>
-      </w:r>
-      <w:r>
-        <w:rPr>
-          <w:lang w:val="zh_TW" w:bidi="zh_TW"/>
-        </w:rPr>
-        <w:t>例如，所多瑪城因為當地居民的罪而被神毀滅作為懲罰。</w:t>
-      </w:r>
-    </w:p>
-    <w:p>
-      <w:pPr>
-        <w:pStyle w:val="ListBullet"/>
-        <w:spacing w:line="240" w:lineRule="auto"/>
-        <w:ind w:left="720"/>
-      </w:pPr>
-      <w:r>
-        <w:rPr>
-          <w:lang w:val="zh_TW" w:bidi="zh_TW"/>
-        </w:rPr>
-      </w:r>
-      <w:r>
-        <w:rPr>
-          <w:lang w:val="zh_TW" w:bidi="zh_TW"/>
-        </w:rPr>
-        <w:t>「毀壞（名詞）」一詞也可以包括因懲罰或破壞而造成的巨大情感悲痛。</w:t>
-      </w:r>
-    </w:p>
-    <w:p>
-      <w:pPr>
-        <w:pStyle w:val="Heading3"/>
-      </w:pPr>
-      <w:r>
-        <w:rPr>
-          <w:lang w:val="zh_TW" w:bidi="zh_TW"/>
-        </w:rPr>
-        <w:t>翻譯相關建議</w:t>
-      </w:r>
-    </w:p>
-    <w:p>
-      <w:pPr>
-        <w:pStyle w:val="ListBullet"/>
-        <w:spacing w:line="240" w:lineRule="auto"/>
-        <w:ind w:left="720"/>
-      </w:pPr>
-      <w:r>
-        <w:rPr>
-          <w:lang w:val="zh_TW" w:bidi="zh_TW"/>
-        </w:rPr>
-      </w:r>
-      <w:r>
-        <w:rPr>
-          <w:lang w:val="zh_TW" w:bidi="zh_TW"/>
-        </w:rPr>
-        <w:t>「毀壞（動詞）」一詞可以翻譯為「徹底摧毀」或「徹底破壞」。</w:t>
-      </w:r>
-    </w:p>
-    <w:p>
-      <w:pPr>
-        <w:pStyle w:val="ListBullet"/>
-        <w:spacing w:line="240" w:lineRule="auto"/>
-        <w:ind w:left="720"/>
-      </w:pPr>
-      <w:r>
-        <w:rPr>
-          <w:lang w:val="zh_TW" w:bidi="zh_TW"/>
-        </w:rPr>
-      </w:r>
-      <w:r>
-        <w:rPr>
-          <w:lang w:val="zh_TW" w:bidi="zh_TW"/>
-        </w:rPr>
-        <w:t>根據上下文，「毀壞（名詞）」可以翻譯為「完全毀滅」或「徹底破壞」或「災難」。</w:t>
-      </w:r>
-    </w:p>
-    <w:p>
-      <w:pPr/>
-      <w:r>
-        <w:rPr>
-          <w:lang w:val="zh_TW" w:bidi="zh_TW"/>
-        </w:rPr>
-      </w:r>
-      <w:r>
-        <w:rPr>
-          <w:lang w:val="zh_TW" w:bidi="zh_TW"/>
-        </w:rPr>
-        <w:t>（另見：</w:t>
-      </w:r>
-      <w:r>
-        <w:rPr>
-          <w:lang w:val="zh_TW" w:bidi="zh_TW"/>
-        </w:rPr>
-        <w:t>廢墟</w:t>
-      </w:r>
-      <w:r>
-        <w:rPr>
-          <w:lang w:val="zh_TW" w:bidi="zh_TW"/>
-        </w:rPr>
-        <w:t>）</w:t>
-      </w:r>
-    </w:p>
-    <w:p>
-      <w:pPr>
-        <w:pStyle w:val="Heading3"/>
-      </w:pPr>
-      <w:r>
-        <w:rPr>
-          <w:lang w:val="zh_TW" w:bidi="zh_TW"/>
-        </w:rPr>
-        <w:t>參考經文：</w:t>
-      </w:r>
-    </w:p>
-    <w:p>
-      <w:pPr>
-        <w:pStyle w:val="ListBullet"/>
-        <w:spacing w:line="240" w:lineRule="auto"/>
-        <w:ind w:left="720"/>
-      </w:pPr>
-      <w:r>
-        <w:rPr>
-          <w:lang w:val="zh_TW" w:bidi="zh_TW"/>
-        </w:rPr>
-      </w:r>
-      <w:r>
-        <w:rPr>
-          <w:lang w:val="zh_TW" w:bidi="zh_TW"/>
-        </w:rPr>
-        <w:t>但以理書8:24–25</w:t>
-      </w:r>
-    </w:p>
-    <w:p>
-      <w:pPr>
-        <w:pStyle w:val="ListBullet"/>
-        <w:spacing w:line="240" w:lineRule="auto"/>
-        <w:ind w:left="720"/>
-      </w:pPr>
-      <w:r>
-        <w:rPr>
-          <w:lang w:val="zh_TW" w:bidi="zh_TW"/>
-        </w:rPr>
-      </w:r>
-      <w:r>
-        <w:rPr>
-          <w:lang w:val="zh_TW" w:bidi="zh_TW"/>
-        </w:rPr>
-        <w:t>耶利米書4:13</w:t>
-      </w:r>
-    </w:p>
-    <w:p>
-      <w:pPr>
-        <w:pStyle w:val="ListBullet"/>
-        <w:spacing w:line="240" w:lineRule="auto"/>
-        <w:ind w:left="720"/>
-      </w:pPr>
-      <w:r>
-        <w:rPr>
-          <w:lang w:val="zh_TW" w:bidi="zh_TW"/>
-        </w:rPr>
-      </w:r>
-      <w:r>
-        <w:rPr>
-          <w:lang w:val="zh_TW" w:bidi="zh_TW"/>
-        </w:rPr>
-        <w:t>民數記21:30</w:t>
-      </w:r>
-    </w:p>
-    <w:p>
-      <w:pPr>
-        <w:pStyle w:val="ListBullet"/>
-        <w:spacing w:line="240" w:lineRule="auto"/>
-        <w:ind w:left="720"/>
-      </w:pPr>
-      <w:r>
-        <w:rPr>
-          <w:lang w:val="zh_TW" w:bidi="zh_TW"/>
-        </w:rPr>
-      </w:r>
-      <w:r>
-        <w:rPr>
-          <w:lang w:val="zh_TW" w:bidi="zh_TW"/>
-        </w:rPr>
-        <w:t>西番雅書1:13</w:t>
-      </w:r>
-    </w:p>
-    <w:p>
-      <w:pPr>
-        <w:pStyle w:val="Heading3"/>
-      </w:pPr>
-      <w:r>
-        <w:rPr>
-          <w:lang w:val="zh_TW" w:bidi="zh_TW"/>
-        </w:rPr>
-        <w:t>原文參照：</w:t>
-      </w:r>
-    </w:p>
-    <w:p>
-      <w:pPr>
-        <w:pStyle w:val="ListBullet"/>
-        <w:spacing w:line="240" w:lineRule="auto"/>
-        <w:ind w:left="720"/>
-      </w:pPr>
-      <w:r>
-        <w:rPr>
-          <w:lang w:val="zh_TW" w:bidi="zh_TW"/>
-        </w:rPr>
-      </w:r>
-      <w:r>
-        <w:rPr>
-          <w:lang w:val="zh_TW" w:bidi="zh_TW"/>
-        </w:rPr>
-        <w:t>史特朗號：H1110，H1238，H2721，H1826，H3615，H3772，H4875，H7701，H7703，H7722，H7843，H8074，H8077</w:t>
-      </w:r>
-      <w:r>
-        <w:rPr>
-          <w:lang w:val="zh_TW" w:bidi="zh_TW"/>
-        </w:rPr>
-      </w:r>
-      <w:r>
-        <w:rPr>
-          <w:lang w:val="zh_TW" w:bidi="zh_TW"/>
-        </w:rPr>
-      </w:r>
-    </w:p>
-    <w:p>
-      <w:pPr/>
-      <w:r>
-        <w:rPr>
-          <w:lang w:val="zh_TW" w:bidi="zh_TW"/>
-        </w:rPr>
-      </w:r>
-    </w:p>
-    <w:p>
-      <w:pPr>
-        <w:pStyle w:val="Heading2"/>
-      </w:pPr>
-      <w:r>
-        <w:rPr>
-          <w:lang w:val="zh_TW" w:bidi="zh_TW"/>
-        </w:rPr>
-        <w:t>毀滅</w:t>
-      </w:r>
-      <w:r>
-        <w:rPr>
-          <w:lang w:val="zh_TW" w:bidi="zh_TW"/>
-        </w:rPr>
-      </w:r>
-    </w:p>
-    <w:p>
-      <w:pPr>
-        <w:pStyle w:val="Heading3"/>
-      </w:pPr>
-      <w:r>
-        <w:rPr>
-          <w:lang w:val="zh_TW" w:bidi="zh_TW"/>
-        </w:rPr>
-        <w:t>定義：</w:t>
-      </w:r>
-    </w:p>
-    <w:p>
-      <w:pPr/>
-      <w:r>
-        <w:rPr>
-          <w:lang w:val="zh_TW" w:bidi="zh_TW"/>
-        </w:rPr>
-      </w:r>
-      <w:r>
-        <w:rPr>
-          <w:lang w:val="zh_TW" w:bidi="zh_TW"/>
-        </w:rPr>
-        <w:t>「毀壞」某物意味著破壞、摧毀或使其無用。「廢墟」指的是被摧毀後的瓦礫和殘骸。</w:t>
-      </w:r>
-    </w:p>
-    <w:p>
-      <w:pPr>
-        <w:pStyle w:val="ListBullet"/>
-        <w:spacing w:line="240" w:lineRule="auto"/>
-        <w:ind w:left="720"/>
-      </w:pPr>
-      <w:r>
-        <w:rPr>
-          <w:lang w:val="zh_TW" w:bidi="zh_TW"/>
-        </w:rPr>
-      </w:r>
-      <w:r>
-        <w:rPr>
-          <w:lang w:val="zh_TW" w:bidi="zh_TW"/>
-        </w:rPr>
-        <w:t>先知西番雅談到神憤怒的日子是「毀滅之日」，那時世界將被審判和懲罰。</w:t>
-      </w:r>
-    </w:p>
-    <w:p>
-      <w:pPr>
-        <w:pStyle w:val="ListBullet"/>
-        <w:spacing w:line="240" w:lineRule="auto"/>
-        <w:ind w:left="720"/>
-      </w:pPr>
-      <w:r>
-        <w:rPr>
-          <w:lang w:val="zh_TW" w:bidi="zh_TW"/>
-        </w:rPr>
-      </w:r>
-      <w:r>
-        <w:rPr>
-          <w:lang w:val="zh_TW" w:bidi="zh_TW"/>
-        </w:rPr>
-        <w:t>箴言說，毀滅和敗壞等待著那些不敬虔的人。</w:t>
-      </w:r>
-    </w:p>
-    <w:p>
-      <w:pPr>
-        <w:pStyle w:val="ListBullet"/>
-        <w:spacing w:line="240" w:lineRule="auto"/>
-        <w:ind w:left="720"/>
-      </w:pPr>
-      <w:r>
-        <w:rPr>
-          <w:lang w:val="zh_TW" w:bidi="zh_TW"/>
-        </w:rPr>
-      </w:r>
-      <w:r>
-        <w:rPr>
-          <w:lang w:val="zh_TW" w:bidi="zh_TW"/>
-        </w:rPr>
-        <w:t>根據上下文，「毀滅」可以翻譯為「摧毀」、「破壞」、「使無用」或「打破」。</w:t>
-      </w:r>
-    </w:p>
-    <w:p>
-      <w:pPr>
-        <w:pStyle w:val="ListBullet"/>
-        <w:spacing w:line="240" w:lineRule="auto"/>
-        <w:ind w:left="720"/>
-      </w:pPr>
-      <w:r>
-        <w:rPr>
-          <w:lang w:val="zh_TW" w:bidi="zh_TW"/>
-        </w:rPr>
-      </w:r>
-      <w:r>
-        <w:rPr>
-          <w:lang w:val="zh_TW" w:bidi="zh_TW"/>
-        </w:rPr>
-        <w:t>「廢墟」可以根據上下文翻譯為「瓦礫」或「破損的建築物」或「被毀的城市」或「敗壞」或「破碎」或「破壞」。</w:t>
-      </w:r>
-    </w:p>
-    <w:p>
-      <w:pPr/>
-      <w:r>
-        <w:rPr>
-          <w:lang w:val="zh_TW" w:bidi="zh_TW"/>
-        </w:rPr>
-      </w:r>
-      <w:r>
-        <w:rPr>
-          <w:lang w:val="zh_TW" w:bidi="zh_TW"/>
-        </w:rPr>
-        <w:t>（另見：</w:t>
-      </w:r>
-      <w:r>
-        <w:rPr>
-          <w:lang w:val="zh_TW" w:bidi="zh_TW"/>
-        </w:rPr>
-        <w:t>毀壞</w:t>
-      </w:r>
-      <w:r>
-        <w:rPr>
-          <w:lang w:val="zh_TW" w:bidi="zh_TW"/>
-        </w:rPr>
-        <w:t>）</w:t>
-      </w:r>
-    </w:p>
-    <w:p>
-      <w:pPr>
-        <w:pStyle w:val="Heading3"/>
-      </w:pPr>
-      <w:r>
-        <w:rPr>
-          <w:lang w:val="zh_TW" w:bidi="zh_TW"/>
-        </w:rPr>
-        <w:t>參考經文：</w:t>
-      </w:r>
-    </w:p>
-    <w:p>
-      <w:pPr>
-        <w:pStyle w:val="ListBullet"/>
-        <w:spacing w:line="240" w:lineRule="auto"/>
-        <w:ind w:left="720"/>
-      </w:pPr>
-      <w:r>
-        <w:rPr>
-          <w:lang w:val="zh_TW" w:bidi="zh_TW"/>
-        </w:rPr>
-      </w:r>
-      <w:r>
-        <w:rPr>
-          <w:lang w:val="zh_TW" w:bidi="zh_TW"/>
-        </w:rPr>
-        <w:t>歷代志下12:7–8</w:t>
-      </w:r>
-    </w:p>
-    <w:p>
-      <w:pPr>
-        <w:pStyle w:val="ListBullet"/>
-        <w:spacing w:line="240" w:lineRule="auto"/>
-        <w:ind w:left="720"/>
-      </w:pPr>
-      <w:r>
-        <w:rPr>
-          <w:lang w:val="zh_TW" w:bidi="zh_TW"/>
-        </w:rPr>
-      </w:r>
-      <w:r>
-        <w:rPr>
-          <w:lang w:val="zh_TW" w:bidi="zh_TW"/>
-        </w:rPr>
-        <w:t>列王紀下19:25–26</w:t>
-      </w:r>
-    </w:p>
-    <w:p>
-      <w:pPr>
-        <w:pStyle w:val="ListBullet"/>
-        <w:spacing w:line="240" w:lineRule="auto"/>
-        <w:ind w:left="720"/>
-      </w:pPr>
-      <w:r>
-        <w:rPr>
-          <w:lang w:val="zh_TW" w:bidi="zh_TW"/>
-        </w:rPr>
-      </w:r>
-      <w:r>
-        <w:rPr>
-          <w:lang w:val="zh_TW" w:bidi="zh_TW"/>
-        </w:rPr>
-        <w:t>使徒行傳15:16</w:t>
-      </w:r>
-    </w:p>
-    <w:p>
-      <w:pPr>
-        <w:pStyle w:val="ListBullet"/>
-        <w:spacing w:line="240" w:lineRule="auto"/>
-        <w:ind w:left="720"/>
-      </w:pPr>
-      <w:r>
-        <w:rPr>
-          <w:lang w:val="zh_TW" w:bidi="zh_TW"/>
-        </w:rPr>
-      </w:r>
-      <w:r>
-        <w:rPr>
-          <w:lang w:val="zh_TW" w:bidi="zh_TW"/>
-        </w:rPr>
-        <w:t>以賽亞書23:13–14</w:t>
-      </w:r>
-    </w:p>
-    <w:p>
-      <w:pPr>
-        <w:pStyle w:val="Heading3"/>
-      </w:pPr>
-      <w:r>
-        <w:rPr>
-          <w:lang w:val="zh_TW" w:bidi="zh_TW"/>
-        </w:rPr>
-        <w:t>原文參照：</w:t>
-      </w:r>
-    </w:p>
-    <w:p>
-      <w:pPr>
-        <w:pStyle w:val="ListBullet"/>
-        <w:spacing w:line="240" w:lineRule="auto"/>
-        <w:ind w:left="720"/>
-      </w:pPr>
-      <w:r>
-        <w:rPr>
-          <w:lang w:val="zh_TW" w:bidi="zh_TW"/>
-        </w:rPr>
-      </w:r>
-      <w:r>
-        <w:rPr>
-          <w:lang w:val="zh_TW" w:bidi="zh_TW"/>
-        </w:rPr>
-        <w:t>史特朗號：H0006，H1197，H1530，H1820，H1942，H2034，H2040，H2717，H2719，H2720，H2723，H2930，H3510，H3765，H3782，H3832，H4072，H4288，H4384，H4654，H4876，H4889，H5221，H5327，H5557，H5754，H5856，H7451，H7489，H7582，H7591，H7612，H7701，H7703，H7843，H8047，H8074，H8077，H8414，H8510，G26790，G26920，G36390，G44850</w:t>
-      </w:r>
-      <w:r>
-        <w:rPr>
-          <w:lang w:val="zh_TW" w:bidi="zh_TW"/>
-        </w:rPr>
-      </w:r>
-      <w:r>
-        <w:rPr>
-          <w:lang w:val="zh_TW" w:bidi="zh_TW"/>
-        </w:rPr>
-      </w:r>
-    </w:p>
-    <w:p>
-      <w:pPr/>
-      <w:r>
-        <w:rPr>
-          <w:lang w:val="zh_TW" w:bidi="zh_TW"/>
-        </w:rPr>
-      </w:r>
-    </w:p>
-    <w:p>
-      <w:pPr>
-        <w:pStyle w:val="Heading2"/>
-      </w:pPr>
-      <w:r>
-        <w:rPr>
-          <w:lang w:val="zh_TW" w:bidi="zh_TW"/>
-        </w:rPr>
-        <w:t>毀滅的</w:t>
-      </w:r>
-      <w:r>
-        <w:rPr>
-          <w:lang w:val="zh_TW" w:bidi="zh_TW"/>
-        </w:rPr>
-      </w:r>
-    </w:p>
-    <w:p>
-      <w:pPr>
-        <w:pStyle w:val="Heading3"/>
-      </w:pPr>
-      <w:r>
-        <w:rPr>
-          <w:lang w:val="zh_TW" w:bidi="zh_TW"/>
-        </w:rPr>
-        <w:t>定義：</w:t>
-      </w:r>
-    </w:p>
-    <w:p>
-      <w:pPr/>
-      <w:r>
-        <w:rPr>
-          <w:lang w:val="zh_TW" w:bidi="zh_TW"/>
-        </w:rPr>
-      </w:r>
-      <w:r>
-        <w:rPr>
-          <w:lang w:val="zh_TW" w:bidi="zh_TW"/>
-        </w:rPr>
-        <w:t>「毀滅」一詞意味著完全消滅某物，使其不再存在。</w:t>
-      </w:r>
-    </w:p>
-    <w:p>
-      <w:pPr>
-        <w:pStyle w:val="ListBullet"/>
-        <w:spacing w:line="240" w:lineRule="auto"/>
-        <w:ind w:left="720"/>
-      </w:pPr>
-      <w:r>
-        <w:rPr>
-          <w:lang w:val="zh_TW" w:bidi="zh_TW"/>
-        </w:rPr>
-      </w:r>
-      <w:r>
-        <w:rPr>
-          <w:lang w:val="zh_TW" w:bidi="zh_TW"/>
-        </w:rPr>
-        <w:t>「毀滅的」一詞意指「一個帶來毀滅的人」。</w:t>
-      </w:r>
-    </w:p>
-    <w:p>
-      <w:pPr>
-        <w:pStyle w:val="ListBullet"/>
-        <w:spacing w:line="240" w:lineRule="auto"/>
-        <w:ind w:left="720"/>
-      </w:pPr>
-      <w:r>
-        <w:rPr>
-          <w:lang w:val="zh_TW" w:bidi="zh_TW"/>
-        </w:rPr>
-      </w:r>
-      <w:r>
-        <w:rPr>
-          <w:lang w:val="zh_TW" w:bidi="zh_TW"/>
-        </w:rPr>
-        <w:t>在舊約中，這個詞通常作為一般性的描述，指任何摧毀他人的人，例如入侵的軍隊。</w:t>
-      </w:r>
-    </w:p>
-    <w:p>
-      <w:pPr>
-        <w:pStyle w:val="ListBullet"/>
-        <w:spacing w:line="240" w:lineRule="auto"/>
-        <w:ind w:left="720"/>
-      </w:pPr>
-      <w:r>
-        <w:rPr>
-          <w:lang w:val="zh_TW" w:bidi="zh_TW"/>
-        </w:rPr>
-      </w:r>
-      <w:r>
-        <w:rPr>
-          <w:lang w:val="zh_TW" w:bidi="zh_TW"/>
-        </w:rPr>
-        <w:t>當神差遣天使去擊殺埃及所有的長子時，那位天使被稱為「那滅長子的」。這可以翻譯為「那位（或天使）殺死頭生男孩的」。</w:t>
-      </w:r>
-    </w:p>
-    <w:p>
-      <w:pPr>
-        <w:pStyle w:val="ListBullet"/>
-        <w:spacing w:line="240" w:lineRule="auto"/>
-        <w:ind w:left="720"/>
-      </w:pPr>
-      <w:r>
-        <w:rPr>
-          <w:lang w:val="zh_TW" w:bidi="zh_TW"/>
-        </w:rPr>
-      </w:r>
-      <w:r>
-        <w:rPr>
-          <w:lang w:val="zh_TW" w:bidi="zh_TW"/>
-        </w:rPr>
-        <w:t>在啟示錄中關於末世的描述中，撒但或其它邪靈被稱為「敗壞世界之人」。牠是「那毀滅的」，因為牠的目的是摧毀和破壞神創造的一切。</w:t>
-      </w:r>
-    </w:p>
-    <w:p>
-      <w:pPr/>
-      <w:r>
-        <w:rPr>
-          <w:lang w:val="zh_TW" w:bidi="zh_TW"/>
-        </w:rPr>
-      </w:r>
-      <w:r>
-        <w:rPr>
-          <w:lang w:val="zh_TW" w:bidi="zh_TW"/>
-        </w:rPr>
-        <w:t>（另見：</w:t>
-      </w:r>
-      <w:r>
-        <w:rPr>
-          <w:lang w:val="zh_TW" w:bidi="zh_TW"/>
-        </w:rPr>
-        <w:t>天使</w:t>
-      </w:r>
-      <w:r>
-        <w:rPr>
-          <w:lang w:val="zh_TW" w:bidi="zh_TW"/>
-        </w:rPr>
-        <w:t>，</w:t>
-      </w:r>
-      <w:r>
-        <w:rPr>
-          <w:lang w:val="zh_TW" w:bidi="zh_TW"/>
-        </w:rPr>
-        <w:t>埃及</w:t>
-      </w:r>
-      <w:r>
-        <w:rPr>
-          <w:lang w:val="zh_TW" w:bidi="zh_TW"/>
-        </w:rPr>
-        <w:t>，</w:t>
-      </w:r>
-      <w:r>
-        <w:rPr>
-          <w:lang w:val="zh_TW" w:bidi="zh_TW"/>
-        </w:rPr>
-        <w:t>長子</w:t>
-      </w:r>
-      <w:r>
-        <w:rPr>
-          <w:lang w:val="zh_TW" w:bidi="zh_TW"/>
-        </w:rPr>
-        <w:t>，</w:t>
-      </w:r>
-      <w:r>
-        <w:rPr>
-          <w:lang w:val="zh_TW" w:bidi="zh_TW"/>
-        </w:rPr>
-        <w:t>逾越節</w:t>
-      </w:r>
-      <w:r>
-        <w:rPr>
-          <w:lang w:val="zh_TW" w:bidi="zh_TW"/>
-        </w:rPr>
-        <w:t>）</w:t>
-      </w:r>
-    </w:p>
-    <w:p>
-      <w:pPr>
-        <w:pStyle w:val="Heading3"/>
-      </w:pPr>
-      <w:r>
-        <w:rPr>
-          <w:lang w:val="zh_TW" w:bidi="zh_TW"/>
-        </w:rPr>
-        <w:t>參考經文：</w:t>
-      </w:r>
-    </w:p>
-    <w:p>
-      <w:pPr>
-        <w:pStyle w:val="ListBullet"/>
-        <w:spacing w:line="240" w:lineRule="auto"/>
-        <w:ind w:left="720"/>
-      </w:pPr>
-      <w:r>
-        <w:rPr>
-          <w:lang w:val="zh_TW" w:bidi="zh_TW"/>
-        </w:rPr>
-      </w:r>
-      <w:r>
-        <w:rPr>
-          <w:lang w:val="zh_TW" w:bidi="zh_TW"/>
-        </w:rPr>
-        <w:t>出埃及記12:23</w:t>
-      </w:r>
-    </w:p>
-    <w:p>
-      <w:pPr>
-        <w:pStyle w:val="ListBullet"/>
-        <w:spacing w:line="240" w:lineRule="auto"/>
-        <w:ind w:left="720"/>
-      </w:pPr>
-      <w:r>
-        <w:rPr>
-          <w:lang w:val="zh_TW" w:bidi="zh_TW"/>
-        </w:rPr>
-      </w:r>
-      <w:r>
-        <w:rPr>
-          <w:lang w:val="zh_TW" w:bidi="zh_TW"/>
-        </w:rPr>
-        <w:t>希伯來書11:28</w:t>
-      </w:r>
-    </w:p>
-    <w:p>
-      <w:pPr>
-        <w:pStyle w:val="ListBullet"/>
-        <w:spacing w:line="240" w:lineRule="auto"/>
-        <w:ind w:left="720"/>
-      </w:pPr>
-      <w:r>
-        <w:rPr>
-          <w:lang w:val="zh_TW" w:bidi="zh_TW"/>
-        </w:rPr>
-      </w:r>
-      <w:r>
-        <w:rPr>
-          <w:lang w:val="zh_TW" w:bidi="zh_TW"/>
-        </w:rPr>
-        <w:t>耶利米書6:26</w:t>
-      </w:r>
-    </w:p>
-    <w:p>
-      <w:pPr>
-        <w:pStyle w:val="ListBullet"/>
-        <w:spacing w:line="240" w:lineRule="auto"/>
-        <w:ind w:left="720"/>
-      </w:pPr>
-      <w:r>
-        <w:rPr>
-          <w:lang w:val="zh_TW" w:bidi="zh_TW"/>
-        </w:rPr>
-      </w:r>
-      <w:r>
-        <w:rPr>
-          <w:lang w:val="zh_TW" w:bidi="zh_TW"/>
-        </w:rPr>
-        <w:t>士師記16:24</w:t>
-      </w:r>
-    </w:p>
-    <w:p>
-      <w:pPr>
-        <w:pStyle w:val="Heading3"/>
-      </w:pPr>
-      <w:r>
-        <w:rPr>
-          <w:lang w:val="zh_TW" w:bidi="zh_TW"/>
-        </w:rPr>
-        <w:t>原文參照</w:t>
-      </w:r>
-      <w:r>
-        <w:rPr>
-          <w:lang w:val="zh_TW" w:bidi="zh_TW"/>
-        </w:rPr>
-        <w:t>：</w:t>
-      </w:r>
-    </w:p>
-    <w:p>
-      <w:pPr>
-        <w:pStyle w:val="ListBullet"/>
-        <w:spacing w:line="240" w:lineRule="auto"/>
-        <w:ind w:left="720"/>
-      </w:pPr>
-      <w:r>
-        <w:rPr>
-          <w:lang w:val="zh_TW" w:bidi="zh_TW"/>
-        </w:rPr>
-      </w:r>
-      <w:r>
-        <w:rPr>
-          <w:lang w:val="zh_TW" w:bidi="zh_TW"/>
-        </w:rPr>
-        <w:t>史特朗號：H0006，H0007，H0622，H0398，H1104，H1197，H1820，H1826，H1942，H2000，H2015，H2026，H2040，H2254，H2255，H2717，H2718，H2763，H2764，H3238，H3341，H3381，H3423，H3582，H3615，H3617，H3772，H3807，H4191，H4229，H4591，H4658，H4889，H5218，H5221，H5307，H5362，H5420，H5422，H5428，H5595，H5642，H6365，H6789，H6979，H7665，H7667，H7703，H7722，H7760，H7843，H7921，H8045，H8074，H8077，H8316，H8552，G03550，G03960，G06220，G08530，G13110，G18420，G20490，G25060，G25070，G26470，G26730，G27040，G30890，G36450，G41990，G53510，G53560</w:t>
-      </w:r>
-      <w:r>
-        <w:rPr>
-          <w:lang w:val="zh_TW" w:bidi="zh_TW"/>
-        </w:rPr>
-      </w:r>
-      <w:r>
-        <w:rPr>
-          <w:lang w:val="zh_TW" w:bidi="zh_TW"/>
-        </w:rPr>
-      </w:r>
-    </w:p>
-    <w:p>
-      <w:pPr/>
-      <w:r>
-        <w:rPr>
-          <w:lang w:val="zh_TW" w:bidi="zh_TW"/>
-        </w:rPr>
-      </w:r>
-    </w:p>
-    <w:p>
-      <w:pPr>
-        <w:pStyle w:val="Heading2"/>
-      </w:pPr>
-      <w:r>
-        <w:rPr>
-          <w:lang w:val="zh_TW" w:bidi="zh_TW"/>
-        </w:rPr>
-        <w:t>會幕</w:t>
-      </w:r>
-      <w:r>
-        <w:rPr>
-          <w:lang w:val="zh_TW" w:bidi="zh_TW"/>
-        </w:rPr>
-      </w:r>
-    </w:p>
-    <w:p>
-      <w:pPr>
-        <w:pStyle w:val="Heading3"/>
-      </w:pPr>
-      <w:r>
-        <w:rPr>
-          <w:lang w:val="zh_TW" w:bidi="zh_TW"/>
-        </w:rPr>
-        <w:t>定義：</w:t>
-      </w:r>
-    </w:p>
-    <w:p>
-      <w:pPr/>
-      <w:r>
-        <w:rPr>
-          <w:lang w:val="zh_TW" w:bidi="zh_TW"/>
-        </w:rPr>
-      </w:r>
-      <w:r>
-        <w:rPr>
-          <w:lang w:val="zh_TW" w:bidi="zh_TW"/>
-        </w:rPr>
-        <w:t>會幕是一個特別的帳幕結構，以色列人在他們於曠野中漂流的四十年間，在此敬拜神。</w:t>
-      </w:r>
-    </w:p>
-    <w:p>
-      <w:pPr>
-        <w:pStyle w:val="ListBullet"/>
-        <w:spacing w:line="240" w:lineRule="auto"/>
-        <w:ind w:left="720"/>
-      </w:pPr>
-      <w:r>
-        <w:rPr>
-          <w:lang w:val="zh_TW" w:bidi="zh_TW"/>
-        </w:rPr>
-      </w:r>
-      <w:r>
-        <w:rPr>
-          <w:lang w:val="zh_TW" w:bidi="zh_TW"/>
-        </w:rPr>
-        <w:t>神曾賜給以色列人詳細的指示，教導他們如何建造這個大型會幕，會幕內有兩個房間，周圍有一個封閉的院子。</w:t>
-      </w:r>
-    </w:p>
-    <w:p>
-      <w:pPr>
-        <w:pStyle w:val="ListBullet"/>
-        <w:spacing w:line="240" w:lineRule="auto"/>
-        <w:ind w:left="720"/>
-      </w:pPr>
-      <w:r>
-        <w:rPr>
-          <w:lang w:val="zh_TW" w:bidi="zh_TW"/>
-        </w:rPr>
-      </w:r>
-      <w:r>
-        <w:rPr>
-          <w:lang w:val="zh_TW" w:bidi="zh_TW"/>
-        </w:rPr>
-        <w:t>每當以色列人移到曠野的另一處居住地時，祭司就會拆卸會幕，並將它搬到新的營地，然後，他們會在新營地的中央重新搭建會幕。</w:t>
-      </w:r>
-    </w:p>
-    <w:p>
-      <w:pPr>
-        <w:pStyle w:val="ListBullet"/>
-        <w:spacing w:line="240" w:lineRule="auto"/>
-        <w:ind w:left="720"/>
-      </w:pPr>
-      <w:r>
-        <w:rPr>
-          <w:lang w:val="zh_TW" w:bidi="zh_TW"/>
-        </w:rPr>
-      </w:r>
-      <w:r>
-        <w:rPr>
-          <w:lang w:val="zh_TW" w:bidi="zh_TW"/>
-        </w:rPr>
-        <w:t>會幕是由木框架構成，掛上由布、山羊毛和動物皮製成的幔子。圍繞會幕的院子也用更多的幔子圍起來。</w:t>
-      </w:r>
-    </w:p>
-    <w:p>
-      <w:pPr>
-        <w:pStyle w:val="ListBullet"/>
-        <w:spacing w:line="240" w:lineRule="auto"/>
-        <w:ind w:left="720"/>
-      </w:pPr>
-      <w:r>
-        <w:rPr>
-          <w:lang w:val="zh_TW" w:bidi="zh_TW"/>
-        </w:rPr>
-      </w:r>
-      <w:r>
-        <w:rPr>
-          <w:lang w:val="zh_TW" w:bidi="zh_TW"/>
-        </w:rPr>
-        <w:t>會幕的兩個部分包括聖所（存放燒香的祭壇）和至聖所（存放約櫃）。</w:t>
-      </w:r>
-    </w:p>
-    <w:p>
-      <w:pPr>
-        <w:pStyle w:val="ListBullet"/>
-        <w:spacing w:line="240" w:lineRule="auto"/>
-        <w:ind w:left="720"/>
-      </w:pPr>
-      <w:r>
-        <w:rPr>
-          <w:lang w:val="zh_TW" w:bidi="zh_TW"/>
-        </w:rPr>
-      </w:r>
-      <w:r>
-        <w:rPr>
-          <w:lang w:val="zh_TW" w:bidi="zh_TW"/>
-        </w:rPr>
-        <w:t>會幕的院子內有一個用來獻燔祭的祭壇，還有一個用於儀式潔淨的特殊洗濯盆。</w:t>
-      </w:r>
-    </w:p>
-    <w:p>
-      <w:pPr>
-        <w:pStyle w:val="ListBullet"/>
-        <w:spacing w:line="240" w:lineRule="auto"/>
-        <w:ind w:left="720"/>
-      </w:pPr>
-      <w:r>
-        <w:rPr>
-          <w:lang w:val="zh_TW" w:bidi="zh_TW"/>
-        </w:rPr>
-      </w:r>
-      <w:r>
-        <w:rPr>
-          <w:lang w:val="zh_TW" w:bidi="zh_TW"/>
-        </w:rPr>
-        <w:t>當所羅門在耶路撒冷建造了聖殿後，以色列人就不再使用會幕。</w:t>
-      </w:r>
-    </w:p>
-    <w:p>
-      <w:pPr>
-        <w:pStyle w:val="Heading3"/>
-      </w:pPr>
-      <w:r>
-        <w:rPr>
-          <w:lang w:val="zh_TW" w:bidi="zh_TW"/>
-        </w:rPr>
-        <w:t>翻譯相關建議：</w:t>
-      </w:r>
-    </w:p>
-    <w:p>
-      <w:pPr>
-        <w:pStyle w:val="ListBullet"/>
-        <w:spacing w:line="240" w:lineRule="auto"/>
-        <w:ind w:left="720"/>
-      </w:pPr>
-      <w:r>
-        <w:rPr>
-          <w:lang w:val="zh_TW" w:bidi="zh_TW"/>
-        </w:rPr>
-      </w:r>
-      <w:r>
-        <w:rPr>
-          <w:lang w:val="zh_TW" w:bidi="zh_TW"/>
-        </w:rPr>
-        <w:t>「會幕」這個詞的意思是「居住之地」。其它的翻譯方式可以包括「神聖帳棚」、「神所在的帳棚」或「神的帳棚」。</w:t>
-      </w:r>
-    </w:p>
-    <w:p>
-      <w:pPr>
-        <w:pStyle w:val="ListBullet"/>
-        <w:spacing w:line="240" w:lineRule="auto"/>
-        <w:ind w:left="720"/>
-      </w:pPr>
-      <w:r>
-        <w:rPr>
-          <w:lang w:val="zh_TW" w:bidi="zh_TW"/>
-        </w:rPr>
-      </w:r>
-      <w:r>
-        <w:rPr>
-          <w:lang w:val="zh_TW" w:bidi="zh_TW"/>
-        </w:rPr>
-        <w:t>確保「會幕」的翻譯與「聖殿」的翻譯有所區別。</w:t>
-      </w:r>
-    </w:p>
-    <w:p>
-      <w:pPr/>
-      <w:r>
-        <w:rPr>
-          <w:lang w:val="zh_TW" w:bidi="zh_TW"/>
-        </w:rPr>
-      </w:r>
-      <w:r>
-        <w:rPr>
-          <w:lang w:val="zh_TW" w:bidi="zh_TW"/>
-        </w:rPr>
-        <w:t>（另見：</w:t>
-      </w:r>
-      <w:r>
-        <w:rPr>
-          <w:lang w:val="zh_TW" w:bidi="zh_TW"/>
-        </w:rPr>
-        <w:t>祭壇</w:t>
-      </w:r>
-      <w:r>
-        <w:rPr>
-          <w:lang w:val="zh_TW" w:bidi="zh_TW"/>
-        </w:rPr>
-        <w:t>、</w:t>
-      </w:r>
-      <w:r>
-        <w:rPr>
-          <w:lang w:val="zh_TW" w:bidi="zh_TW"/>
-        </w:rPr>
-        <w:t>香壇</w:t>
-      </w:r>
-      <w:r>
-        <w:rPr>
-          <w:lang w:val="zh_TW" w:bidi="zh_TW"/>
-        </w:rPr>
-        <w:t>、</w:t>
-      </w:r>
-      <w:r>
-        <w:rPr>
-          <w:lang w:val="zh_TW" w:bidi="zh_TW"/>
-        </w:rPr>
-        <w:t>約櫃</w:t>
-      </w:r>
-      <w:r>
-        <w:rPr>
-          <w:lang w:val="zh_TW" w:bidi="zh_TW"/>
-        </w:rPr>
-        <w:t>、</w:t>
-      </w:r>
-      <w:r>
-        <w:rPr>
-          <w:lang w:val="zh_TW" w:bidi="zh_TW"/>
-        </w:rPr>
-        <w:t>聖殿</w:t>
-      </w:r>
-      <w:r>
-        <w:rPr>
-          <w:lang w:val="zh_TW" w:bidi="zh_TW"/>
-        </w:rPr>
-        <w:t>、</w:t>
-      </w:r>
-      <w:r>
-        <w:rPr>
-          <w:lang w:val="zh_TW" w:bidi="zh_TW"/>
-        </w:rPr>
-        <w:t>會幕</w:t>
-      </w:r>
-      <w:r>
-        <w:rPr>
-          <w:lang w:val="zh_TW" w:bidi="zh_TW"/>
-        </w:rPr>
-        <w:t>）</w:t>
-      </w:r>
-    </w:p>
-    <w:p>
-      <w:pPr>
-        <w:pStyle w:val="Heading3"/>
-      </w:pPr>
-      <w:r>
-        <w:rPr>
-          <w:lang w:val="zh_TW" w:bidi="zh_TW"/>
-        </w:rPr>
-        <w:t>參考經文：</w:t>
-      </w:r>
-    </w:p>
-    <w:p>
-      <w:pPr>
-        <w:pStyle w:val="ListBullet"/>
-        <w:spacing w:line="240" w:lineRule="auto"/>
-        <w:ind w:left="720"/>
-      </w:pPr>
-      <w:r>
-        <w:rPr>
-          <w:lang w:val="zh_TW" w:bidi="zh_TW"/>
-        </w:rPr>
-      </w:r>
-      <w:r>
-        <w:rPr>
-          <w:lang w:val="zh_TW" w:bidi="zh_TW"/>
-        </w:rPr>
-        <w:t>歷代志上21:30</w:t>
-      </w:r>
-    </w:p>
-    <w:p>
-      <w:pPr>
-        <w:pStyle w:val="ListBullet"/>
-        <w:spacing w:line="240" w:lineRule="auto"/>
-        <w:ind w:left="720"/>
-      </w:pPr>
-      <w:r>
-        <w:rPr>
-          <w:lang w:val="zh_TW" w:bidi="zh_TW"/>
-        </w:rPr>
-      </w:r>
-      <w:r>
-        <w:rPr>
-          <w:lang w:val="zh_TW" w:bidi="zh_TW"/>
-        </w:rPr>
-        <w:t>歷代志下1:2–5</w:t>
-      </w:r>
-    </w:p>
-    <w:p>
-      <w:pPr>
-        <w:pStyle w:val="ListBullet"/>
-        <w:spacing w:line="240" w:lineRule="auto"/>
-        <w:ind w:left="720"/>
-      </w:pPr>
-      <w:r>
-        <w:rPr>
-          <w:lang w:val="zh_TW" w:bidi="zh_TW"/>
-        </w:rPr>
-      </w:r>
-      <w:r>
-        <w:rPr>
-          <w:lang w:val="zh_TW" w:bidi="zh_TW"/>
-        </w:rPr>
-        <w:t>使徒行傳7:43</w:t>
-      </w:r>
-    </w:p>
-    <w:p>
-      <w:pPr>
-        <w:pStyle w:val="ListBullet"/>
-        <w:spacing w:line="240" w:lineRule="auto"/>
-        <w:ind w:left="720"/>
-      </w:pPr>
-      <w:r>
-        <w:rPr>
-          <w:lang w:val="zh_TW" w:bidi="zh_TW"/>
-        </w:rPr>
-      </w:r>
-      <w:r>
-        <w:rPr>
-          <w:lang w:val="zh_TW" w:bidi="zh_TW"/>
-        </w:rPr>
-        <w:t>使徒行傳7:45</w:t>
-      </w:r>
-    </w:p>
-    <w:p>
-      <w:pPr>
-        <w:pStyle w:val="ListBullet"/>
-        <w:spacing w:line="240" w:lineRule="auto"/>
-        <w:ind w:left="720"/>
-      </w:pPr>
-      <w:r>
-        <w:rPr>
-          <w:lang w:val="zh_TW" w:bidi="zh_TW"/>
-        </w:rPr>
-      </w:r>
-      <w:r>
-        <w:rPr>
-          <w:lang w:val="zh_TW" w:bidi="zh_TW"/>
-        </w:rPr>
-        <w:t>出埃及記38:21</w:t>
-      </w:r>
-    </w:p>
-    <w:p>
-      <w:pPr>
-        <w:pStyle w:val="ListBullet"/>
-        <w:spacing w:line="240" w:lineRule="auto"/>
-        <w:ind w:left="720"/>
-      </w:pPr>
-      <w:r>
-        <w:rPr>
-          <w:lang w:val="zh_TW" w:bidi="zh_TW"/>
-        </w:rPr>
-      </w:r>
-      <w:r>
-        <w:rPr>
-          <w:lang w:val="zh_TW" w:bidi="zh_TW"/>
-        </w:rPr>
-        <w:t>約書亞記22:19–20</w:t>
-      </w:r>
-    </w:p>
-    <w:p>
-      <w:pPr>
-        <w:pStyle w:val="ListBullet"/>
-        <w:spacing w:line="240" w:lineRule="auto"/>
-        <w:ind w:left="720"/>
-      </w:pPr>
-      <w:r>
-        <w:rPr>
-          <w:lang w:val="zh_TW" w:bidi="zh_TW"/>
-        </w:rPr>
-      </w:r>
-      <w:r>
-        <w:rPr>
-          <w:lang w:val="zh_TW" w:bidi="zh_TW"/>
-        </w:rPr>
-        <w:t>利未記10:16–18</w:t>
-      </w:r>
-    </w:p>
-    <w:p>
-      <w:pPr>
-        <w:pStyle w:val="Heading3"/>
-      </w:pPr>
-      <w:r>
-        <w:rPr>
-          <w:lang w:val="zh_TW" w:bidi="zh_TW"/>
-        </w:rPr>
-        <w:t>原文參照：</w:t>
-      </w:r>
-    </w:p>
-    <w:p>
-      <w:pPr>
-        <w:pStyle w:val="ListBullet"/>
-        <w:spacing w:line="240" w:lineRule="auto"/>
-        <w:ind w:left="720"/>
-      </w:pPr>
-      <w:r>
-        <w:rPr>
-          <w:lang w:val="zh_TW" w:bidi="zh_TW"/>
-        </w:rPr>
-      </w:r>
-      <w:r>
-        <w:rPr>
-          <w:lang w:val="zh_TW" w:bidi="zh_TW"/>
-        </w:rPr>
-        <w:t>史特朗號：H0168，H4908，H5520，H5521，H5522，H7900，G46330，G46340，G46360，G46380</w:t>
-      </w:r>
-      <w:r>
-        <w:rPr>
-          <w:lang w:val="zh_TW" w:bidi="zh_TW"/>
-        </w:rPr>
-      </w:r>
-      <w:r>
-        <w:rPr>
-          <w:lang w:val="zh_TW" w:bidi="zh_TW"/>
-        </w:rPr>
-      </w:r>
-    </w:p>
-    <w:p>
-      <w:pPr/>
-      <w:r>
-        <w:rPr>
-          <w:lang w:val="zh_TW" w:bidi="zh_TW"/>
-        </w:rPr>
-      </w:r>
-    </w:p>
-    <w:p>
-      <w:pPr>
-        <w:pStyle w:val="Heading2"/>
-      </w:pPr>
-      <w:r>
-        <w:rPr>
-          <w:lang w:val="zh_TW" w:bidi="zh_TW"/>
-        </w:rPr>
-        <w:t>會堂</w:t>
-      </w:r>
-      <w:r>
-        <w:rPr>
-          <w:lang w:val="zh_TW" w:bidi="zh_TW"/>
-        </w:rPr>
-      </w:r>
-    </w:p>
-    <w:p>
-      <w:pPr>
-        <w:pStyle w:val="Heading3"/>
-      </w:pPr>
-      <w:r>
-        <w:rPr>
-          <w:lang w:val="zh_TW" w:bidi="zh_TW"/>
-        </w:rPr>
-        <w:t>定義：</w:t>
-      </w:r>
-    </w:p>
-    <w:p>
-      <w:pPr/>
-      <w:r>
-        <w:rPr>
-          <w:lang w:val="zh_TW" w:bidi="zh_TW"/>
-        </w:rPr>
-      </w:r>
-      <w:r>
-        <w:rPr>
-          <w:lang w:val="zh_TW" w:bidi="zh_TW"/>
-        </w:rPr>
-        <w:t>會堂是猶太人聚集在一起敬拜神的建築。</w:t>
-      </w:r>
-    </w:p>
-    <w:p>
-      <w:pPr>
-        <w:pStyle w:val="ListBullet"/>
-        <w:spacing w:line="240" w:lineRule="auto"/>
-        <w:ind w:left="720"/>
-      </w:pPr>
-      <w:r>
-        <w:rPr>
-          <w:lang w:val="zh_TW" w:bidi="zh_TW"/>
-        </w:rPr>
-      </w:r>
-      <w:r>
-        <w:rPr>
-          <w:lang w:val="zh_TW" w:bidi="zh_TW"/>
-        </w:rPr>
-        <w:t>自古以來，會堂的禮拜包括祈禱、讀經和教導經文的時間。</w:t>
-      </w:r>
-    </w:p>
-    <w:p>
-      <w:pPr>
-        <w:pStyle w:val="ListBullet"/>
-        <w:spacing w:line="240" w:lineRule="auto"/>
-        <w:ind w:left="720"/>
-      </w:pPr>
-      <w:r>
-        <w:rPr>
-          <w:lang w:val="zh_TW" w:bidi="zh_TW"/>
-        </w:rPr>
-      </w:r>
-      <w:r>
-        <w:rPr>
-          <w:lang w:val="zh_TW" w:bidi="zh_TW"/>
-        </w:rPr>
-        <w:t>由於許多猶太人居住在離耶路撒冷聖殿較遠的城市，他們最初建立會堂是為了在自己城市中有禱告和崇拜神的場所。</w:t>
-      </w:r>
-    </w:p>
-    <w:p>
-      <w:pPr>
-        <w:pStyle w:val="ListBullet"/>
-        <w:spacing w:line="240" w:lineRule="auto"/>
-        <w:ind w:left="720"/>
-      </w:pPr>
-      <w:r>
-        <w:rPr>
-          <w:lang w:val="zh_TW" w:bidi="zh_TW"/>
-        </w:rPr>
-      </w:r>
-      <w:r>
-        <w:rPr>
-          <w:lang w:val="zh_TW" w:bidi="zh_TW"/>
-        </w:rPr>
-        <w:t>耶穌經常在會堂裡教導人，並在那裡醫治病人。</w:t>
-      </w:r>
-    </w:p>
-    <w:p>
-      <w:pPr>
-        <w:pStyle w:val="ListBullet"/>
-        <w:spacing w:line="240" w:lineRule="auto"/>
-        <w:ind w:left="720"/>
-      </w:pPr>
-      <w:r>
-        <w:rPr>
-          <w:lang w:val="zh_TW" w:bidi="zh_TW"/>
-        </w:rPr>
-      </w:r>
-      <w:r>
-        <w:rPr>
-          <w:lang w:val="zh_TW" w:bidi="zh_TW"/>
-        </w:rPr>
-        <w:t>「會堂」這個詞也可以用作比喻，指的是在那裡聚會的人群。</w:t>
-      </w:r>
-    </w:p>
-    <w:p>
-      <w:pPr/>
-      <w:r>
-        <w:rPr>
-          <w:lang w:val="zh_TW" w:bidi="zh_TW"/>
-        </w:rPr>
-      </w:r>
-      <w:r>
-        <w:rPr>
-          <w:lang w:val="zh_TW" w:bidi="zh_TW"/>
-        </w:rPr>
-        <w:t>（另見：</w:t>
-      </w:r>
-      <w:r>
-        <w:rPr>
-          <w:lang w:val="zh_TW" w:bidi="zh_TW"/>
-        </w:rPr>
-        <w:t>醫治</w:t>
-      </w:r>
-      <w:r>
-        <w:rPr>
-          <w:lang w:val="zh_TW" w:bidi="zh_TW"/>
-        </w:rPr>
-        <w:t>、</w:t>
+        <w:t>（另見：醫治、</w:t>
       </w:r>
       <w:r>
         <w:rPr>
